--- a/fuentes/72312159_CF02_DU.docx
+++ b/fuentes/72312159_CF02_DU.docx
@@ -1,6 +1,6 @@
 
 <file path=word/document.xml><?xml version="1.0" encoding="utf-8"?>
-<w:document xmlns:wpc="http://schemas.microsoft.com/office/word/2010/wordprocessingCanvas" xmlns:cx="http://schemas.microsoft.com/office/drawing/2014/chartex" xmlns:cx1="http://schemas.microsoft.com/office/drawing/2015/9/8/chartex" xmlns:cx2="http://schemas.microsoft.com/office/drawing/2015/10/21/chartex" xmlns:cx3="http://schemas.microsoft.com/office/drawing/2016/5/9/chartex" xmlns:cx4="http://schemas.microsoft.com/office/drawing/2016/5/10/chartex" xmlns:cx5="http://schemas.microsoft.com/office/drawing/2016/5/11/chartex" xmlns:cx6="http://schemas.microsoft.com/office/drawing/2016/5/12/chartex" xmlns:cx7="http://schemas.microsoft.com/office/drawing/2016/5/13/chartex" xmlns:cx8="http://schemas.microsoft.com/office/drawing/2016/5/14/chartex" xmlns:mc="http://schemas.openxmlformats.org/markup-compatibility/2006" xmlns:aink="http://schemas.microsoft.com/office/drawing/2016/ink" xmlns:am3d="http://schemas.microsoft.com/office/drawing/2017/model3d" xmlns:o="urn:schemas-microsoft-com:office:office" xmlns:oel="http://schemas.microsoft.com/office/2019/extlst" xmlns:r="http://schemas.openxmlformats.org/officeDocument/2006/relationships" xmlns:m="http://schemas.openxmlformats.org/officeDocument/2006/math" xmlns:v="urn:schemas-microsoft-com:vml" xmlns:wp14="http://schemas.microsoft.com/office/word/2010/wordprocessingDrawing" xmlns:wp="http://schemas.openxmlformats.org/drawingml/2006/wordprocessingDrawing" xmlns:w10="urn:schemas-microsoft-com:office:word" xmlns:w="http://schemas.openxmlformats.org/wordprocessingml/2006/main" xmlns:w14="http://schemas.microsoft.com/office/word/2010/wordml" xmlns:w15="http://schemas.microsoft.com/office/word/2012/wordml" xmlns:w16cex="http://schemas.microsoft.com/office/word/2018/wordml/cex" xmlns:w16cid="http://schemas.microsoft.com/office/word/2016/wordml/cid" xmlns:w16="http://schemas.microsoft.com/office/word/2018/wordml" xmlns:w16du="http://schemas.microsoft.com/office/word/2023/wordml/word16du" xmlns:w16sdtdh="http://schemas.microsoft.com/office/word/2020/wordml/sdtdatahash" xmlns:w16sdtfl="http://schemas.microsoft.com/office/word/2024/wordml/sdtformatlock" xmlns:w16se="http://schemas.microsoft.com/office/word/2015/wordml/symex" xmlns:wpg="http://schemas.microsoft.com/office/word/2010/wordprocessingGroup" xmlns:wpi="http://schemas.microsoft.com/office/word/2010/wordprocessingInk" xmlns:wne="http://schemas.microsoft.com/office/word/2006/wordml" xmlns:wps="http://schemas.microsoft.com/office/word/2010/wordprocessingShape" mc:Ignorable="w14 w15 w16se w16cid w16 w16cex w16sdtdh w16sdtfl w16du wp14">
+<w:document xmlns:wpc="http://schemas.microsoft.com/office/word/2010/wordprocessingCanvas" xmlns:cx="http://schemas.microsoft.com/office/drawing/2014/chartex" xmlns:cx1="http://schemas.microsoft.com/office/drawing/2015/9/8/chartex" xmlns:cx2="http://schemas.microsoft.com/office/drawing/2015/10/21/chartex" xmlns:cx3="http://schemas.microsoft.com/office/drawing/2016/5/9/chartex" xmlns:cx4="http://schemas.microsoft.com/office/drawing/2016/5/10/chartex" xmlns:cx5="http://schemas.microsoft.com/office/drawing/2016/5/11/chartex" xmlns:cx6="http://schemas.microsoft.com/office/drawing/2016/5/12/chartex" xmlns:cx7="http://schemas.microsoft.com/office/drawing/2016/5/13/chartex" xmlns:cx8="http://schemas.microsoft.com/office/drawing/2016/5/14/chartex" xmlns:mc="http://schemas.openxmlformats.org/markup-compatibility/2006" xmlns:aink="http://schemas.microsoft.com/office/drawing/2016/ink" xmlns:am3d="http://schemas.microsoft.com/office/drawing/2017/model3d" xmlns:o="urn:schemas-microsoft-com:office:office" xmlns:oel="http://schemas.microsoft.com/office/2019/extlst" xmlns:r="http://schemas.openxmlformats.org/officeDocument/2006/relationships" xmlns:m="http://schemas.openxmlformats.org/officeDocument/2006/math" xmlns:v="urn:schemas-microsoft-com:vml" xmlns:wp14="http://schemas.microsoft.com/office/word/2010/wordprocessingDrawing" xmlns:wp="http://schemas.openxmlformats.org/drawingml/2006/wordprocessingDrawing" xmlns:w10="urn:schemas-microsoft-com:office:word" xmlns:w="http://schemas.openxmlformats.org/wordprocessingml/2006/main" xmlns:w14="http://schemas.microsoft.com/office/word/2010/wordml" xmlns:w15="http://schemas.microsoft.com/office/word/2012/wordml" xmlns:w16cex="http://schemas.microsoft.com/office/word/2018/wordml/cex" xmlns:w16cid="http://schemas.microsoft.com/office/word/2016/wordml/cid" xmlns:w16="http://schemas.microsoft.com/office/word/2018/wordml" xmlns:w16du="http://schemas.microsoft.com/office/word/2023/wordml/word16du" xmlns:w16sdtdh="http://schemas.microsoft.com/office/word/2020/wordml/sdtdatahash" xmlns:w16se="http://schemas.microsoft.com/office/word/2015/wordml/symex" xmlns:wpg="http://schemas.microsoft.com/office/word/2010/wordprocessingGroup" xmlns:wpi="http://schemas.microsoft.com/office/word/2010/wordprocessingInk" xmlns:wne="http://schemas.microsoft.com/office/word/2006/wordml" xmlns:wps="http://schemas.microsoft.com/office/word/2010/wordprocessingShape" mc:Ignorable="w14 w15 w16se w16cid w16 w16cex w16sdtdh w16du wp14">
   <w:body>
     <w:p>
       <w:pPr>
@@ -12,7 +12,7 @@
           <w:lang w:eastAsia="es-CO"/>
         </w:rPr>
         <w:drawing>
-          <wp:anchor distT="0" distB="0" distL="114300" distR="114300" simplePos="0" relativeHeight="251659264" behindDoc="1" locked="0" layoutInCell="1" allowOverlap="1" wp14:anchorId="6A55977C" wp14:editId="10FCC238">
+          <wp:anchor distT="0" distB="0" distL="114300" distR="114300" simplePos="0" relativeHeight="251659264" behindDoc="1" locked="0" layoutInCell="1" allowOverlap="1" wp14:anchorId="6A55977C" wp14:editId="42768E08">
             <wp:simplePos x="0" y="0"/>
             <wp:positionH relativeFrom="column">
               <wp:posOffset>-749106</wp:posOffset>
@@ -196,7 +196,16 @@
                                 <w:szCs w:val="68"/>
                                 <w:lang w:val="es-ES"/>
                               </w:rPr>
-                              <w:t>Gestión y Evaluación en Ganadería de Carne</w:t>
+                              <w:t xml:space="preserve">Gestión </w:t>
+                            </w:r>
+                            <w:r>
+                              <w:rPr>
+                                <w:bCs/>
+                                <w:sz w:val="68"/>
+                                <w:szCs w:val="68"/>
+                                <w:lang w:val="es-ES"/>
+                              </w:rPr>
+                              <w:t>y evaluación en ganadería de carne</w:t>
                             </w:r>
                           </w:p>
                         </w:txbxContent>
@@ -222,7 +231,7 @@
                 <v:stroke joinstyle="miter"/>
                 <v:path gradientshapeok="t" o:connecttype="rect"/>
               </v:shapetype>
-              <v:shape id="Cuadro de texto 2" o:spid="_x0000_s1026" type="#_x0000_t202" style="position:absolute;left:0;text-align:left;margin-left:-19.95pt;margin-top:33.15pt;width:549pt;height:145.5pt;z-index:251663360;visibility:visible;mso-wrap-style:square;mso-width-percent:0;mso-height-percent:0;mso-wrap-distance-left:9pt;mso-wrap-distance-top:3.6pt;mso-wrap-distance-right:9pt;mso-wrap-distance-bottom:3.6pt;mso-position-horizontal:absolute;mso-position-horizontal-relative:text;mso-position-vertical:absolute;mso-position-vertical-relative:text;mso-width-percent:0;mso-height-percent:0;mso-width-relative:margin;mso-height-relative:margin;v-text-anchor:top" o:gfxdata="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" filled="f" stroked="f">
+              <v:shape id="Cuadro de texto 2" o:spid="_x0000_s1026" type="#_x0000_t202" alt="&quot;&quot;" style="position:absolute;left:0;text-align:left;margin-left:-19.95pt;margin-top:33.15pt;width:549pt;height:145.5pt;z-index:251663360;visibility:visible;mso-wrap-style:square;mso-width-percent:0;mso-height-percent:0;mso-wrap-distance-left:9pt;mso-wrap-distance-top:3.6pt;mso-wrap-distance-right:9pt;mso-wrap-distance-bottom:3.6pt;mso-position-horizontal:absolute;mso-position-horizontal-relative:text;mso-position-vertical:absolute;mso-position-vertical-relative:text;mso-width-percent:0;mso-height-percent:0;mso-width-relative:margin;mso-height-relative:margin;v-text-anchor:top" o:gfxdata="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" filled="f" stroked="f">
                 <v:textbox>
                   <w:txbxContent>
                     <w:p>
@@ -242,7 +251,16 @@
                           <w:szCs w:val="68"/>
                           <w:lang w:val="es-ES"/>
                         </w:rPr>
-                        <w:t>Gestión y Evaluación en Ganadería de Carne</w:t>
+                        <w:t xml:space="preserve">Gestión </w:t>
+                      </w:r>
+                      <w:r>
+                        <w:rPr>
+                          <w:bCs/>
+                          <w:sz w:val="68"/>
+                          <w:szCs w:val="68"/>
+                          <w:lang w:val="es-ES"/>
+                        </w:rPr>
+                        <w:t>y evaluación en ganadería de carne</w:t>
                       </w:r>
                     </w:p>
                   </w:txbxContent>
@@ -260,7 +278,7 @@
         <mc:AlternateContent>
           <mc:Choice Requires="wps">
             <w:drawing>
-              <wp:anchor distT="0" distB="0" distL="114300" distR="114300" simplePos="0" relativeHeight="251661312" behindDoc="1" locked="0" layoutInCell="1" allowOverlap="1" wp14:anchorId="0853532D" wp14:editId="47D383B6">
+              <wp:anchor distT="0" distB="0" distL="114300" distR="114300" simplePos="0" relativeHeight="251661312" behindDoc="1" locked="0" layoutInCell="1" allowOverlap="1" wp14:anchorId="0853532D" wp14:editId="2DDE6D01">
                 <wp:simplePos x="0" y="0"/>
                 <wp:positionH relativeFrom="column">
                   <wp:posOffset>-710565</wp:posOffset>
@@ -329,9 +347,9 @@
               </wp:anchor>
             </w:drawing>
           </mc:Choice>
-          <mc:Fallback>
+          <mc:Fallback xmlns:w16sdtfl="http://schemas.microsoft.com/office/word/2024/wordml/sdtformatlock">
             <w:pict>
-              <v:rect w14:anchorId="1B74FE6E" id="Rectángulo 3" o:spid="_x0000_s1026" style="position:absolute;margin-left:-55.95pt;margin-top:26.4pt;width:613.85pt;height:164.25pt;z-index:-251655168;visibility:visible;mso-wrap-style:square;mso-height-percent:0;mso-wrap-distance-left:9pt;mso-wrap-distance-top:0;mso-wrap-distance-right:9pt;mso-wrap-distance-bottom:0;mso-position-horizontal:absolute;mso-position-horizontal-relative:text;mso-position-vertical:absolute;mso-position-vertical-relative:text;mso-height-percent:0;mso-height-relative:margin;v-text-anchor:middle" o:gfxdata="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" fillcolor="#00314d" stroked="f" strokeweight="1pt"/>
+              <v:rect w14:anchorId="5968FB0F" id="Rectángulo 3" o:spid="_x0000_s1026" style="position:absolute;margin-left:-55.95pt;margin-top:26.4pt;width:613.85pt;height:164.25pt;z-index:-251655168;visibility:visible;mso-wrap-style:square;mso-height-percent:0;mso-wrap-distance-left:9pt;mso-wrap-distance-top:0;mso-wrap-distance-right:9pt;mso-wrap-distance-bottom:0;mso-position-horizontal:absolute;mso-position-horizontal-relative:text;mso-position-vertical:absolute;mso-position-vertical-relative:text;mso-height-percent:0;mso-height-relative:margin;v-text-anchor:middle" o:gfxdata="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" fillcolor="#00314d" stroked="f" strokeweight="1pt"/>
             </w:pict>
           </mc:Fallback>
         </mc:AlternateContent>
@@ -451,7 +469,7 @@
           <w:kern w:val="0"/>
           <w14:ligatures w14:val="none"/>
         </w:rPr>
-        <w:t>Este componente formativo enseña a elaborar y comprobar moldes para calzado deportivo mediante técnicas manuales y diseño técnico. Incluye el enmascarado de la horma, trazado de líneas guía, creación de la camisa, desarrollo del molde patrón, análisis de modelos deportivos y sus variaciones, así como los tipos y funciones de moldes utilizados en su fabricación.</w:t>
+        <w:t>La capacitación tiene como objetivo fortalecer las competencias para supervisar la implementación de BPG en sistemas de producción de bovinos de carne, asegurando el cumplimiento de la normativa vigente y promoviendo la sostenibilidad productiva. Se enfoca en la evaluación y monitoreo continuo de procesos clave como manejo animal, sanidad, alimentación, bienestar y gestión ambiental, con el fin de garantizar prácticas responsables, eficientes y trazables en toda la cadena productiva.</w:t>
       </w:r>
     </w:p>
     <w:p>
@@ -572,7 +590,7 @@
           <w:r>
             <w:fldChar w:fldCharType="separate"/>
           </w:r>
-          <w:hyperlink w:anchor="_Toc201907264" w:history="1">
+          <w:hyperlink w:anchor="_Toc202937873" w:history="1">
             <w:r>
               <w:rPr>
                 <w:rStyle w:val="Hipervnculo"/>
@@ -599,7 +617,7 @@
                 <w:noProof/>
                 <w:webHidden/>
               </w:rPr>
-              <w:instrText xml:space="preserve"> PAGEREF _Toc201907264 \h </w:instrText>
+              <w:instrText xml:space="preserve"> PAGEREF _Toc202937873 \h </w:instrText>
             </w:r>
             <w:r>
               <w:rPr>
@@ -645,7 +663,7 @@
               <w:lang w:eastAsia="es-CO"/>
             </w:rPr>
           </w:pPr>
-          <w:hyperlink w:anchor="_Toc201907265" w:history="1">
+          <w:hyperlink w:anchor="_Toc202937874" w:history="1">
             <w:r>
               <w:rPr>
                 <w:rStyle w:val="Hipervnculo"/>
@@ -689,7 +707,7 @@
                 <w:noProof/>
                 <w:webHidden/>
               </w:rPr>
-              <w:instrText xml:space="preserve"> PAGEREF _Toc201907265 \h </w:instrText>
+              <w:instrText xml:space="preserve"> PAGEREF _Toc202937874 \h </w:instrText>
             </w:r>
             <w:r>
               <w:rPr>
@@ -735,7 +753,7 @@
               <w:lang w:eastAsia="es-CO"/>
             </w:rPr>
           </w:pPr>
-          <w:hyperlink w:anchor="_Toc201907266" w:history="1">
+          <w:hyperlink w:anchor="_Toc202937875" w:history="1">
             <w:r>
               <w:rPr>
                 <w:rStyle w:val="Hipervnculo"/>
@@ -785,7 +803,7 @@
                 <w:noProof/>
                 <w:webHidden/>
               </w:rPr>
-              <w:instrText xml:space="preserve"> PAGEREF _Toc201907266 \h </w:instrText>
+              <w:instrText xml:space="preserve"> PAGEREF _Toc202937875 \h </w:instrText>
             </w:r>
             <w:r>
               <w:rPr>
@@ -806,6 +824,228 @@
                 <w:webHidden/>
               </w:rPr>
               <w:t>8</w:t>
+            </w:r>
+            <w:r>
+              <w:rPr>
+                <w:noProof/>
+                <w:webHidden/>
+              </w:rPr>
+              <w:fldChar w:fldCharType="end"/>
+            </w:r>
+          </w:hyperlink>
+        </w:p>
+        <w:p>
+          <w:pPr>
+            <w:pStyle w:val="TDC2"/>
+            <w:tabs>
+              <w:tab w:val="left" w:pos="1680"/>
+              <w:tab w:val="right" w:leader="dot" w:pos="9962"/>
+            </w:tabs>
+            <w:ind w:left="1679" w:hanging="690"/>
+            <w:rPr>
+              <w:rFonts w:eastAsiaTheme="minorEastAsia"/>
+              <w:noProof/>
+              <w:sz w:val="24"/>
+              <w:szCs w:val="24"/>
+              <w:lang w:eastAsia="es-CO"/>
+            </w:rPr>
+          </w:pPr>
+          <w:hyperlink w:anchor="_Toc202937876" w:history="1">
+            <w:r>
+              <w:rPr>
+                <w:rStyle w:val="Hipervnculo"/>
+                <w:noProof/>
+                <w14:scene3d>
+                  <w14:camera w14:prst="orthographicFront"/>
+                  <w14:lightRig w14:rig="threePt" w14:dir="t">
+                    <w14:rot w14:lat="0" w14:lon="0" w14:rev="0"/>
+                  </w14:lightRig>
+                </w14:scene3d>
+              </w:rPr>
+              <w:t>1.2.</w:t>
+            </w:r>
+            <w:r>
+              <w:rPr>
+                <w:rFonts w:eastAsiaTheme="minorEastAsia"/>
+                <w:noProof/>
+                <w:sz w:val="24"/>
+                <w:szCs w:val="24"/>
+                <w:lang w:eastAsia="es-CO"/>
+              </w:rPr>
+              <w:tab/>
+            </w:r>
+            <w:r>
+              <w:rPr>
+                <w:rStyle w:val="Hipervnculo"/>
+                <w:noProof/>
+              </w:rPr>
+              <w:t>Sistema Nacional de Identificación e Información del Ganado Bovino</w:t>
+            </w:r>
+            <w:r>
+              <w:rPr>
+                <w:rStyle w:val="Hipervnculo"/>
+                <w:noProof/>
+              </w:rPr>
+              <w:t xml:space="preserve">                                  </w:t>
+            </w:r>
+            <w:r>
+              <w:rPr>
+                <w:rStyle w:val="Hipervnculo"/>
+                <w:noProof/>
+              </w:rPr>
+              <w:t xml:space="preserve"> </w:t>
+            </w:r>
+            <w:r>
+              <w:rPr>
+                <w:rStyle w:val="Hipervnculo"/>
+                <w:noProof/>
+              </w:rPr>
+              <w:t xml:space="preserve">                     </w:t>
+            </w:r>
+            <w:r>
+              <w:rPr>
+                <w:rStyle w:val="Hipervnculo"/>
+                <w:noProof/>
+              </w:rPr>
+              <w:t xml:space="preserve">  </w:t>
+            </w:r>
+            <w:r>
+              <w:rPr>
+                <w:rStyle w:val="Hipervnculo"/>
+                <w:noProof/>
+              </w:rPr>
+              <w:t>(SINIGAN)</w:t>
+            </w:r>
+            <w:r>
+              <w:rPr>
+                <w:noProof/>
+                <w:webHidden/>
+              </w:rPr>
+              <w:tab/>
+            </w:r>
+            <w:r>
+              <w:rPr>
+                <w:noProof/>
+                <w:webHidden/>
+              </w:rPr>
+              <w:fldChar w:fldCharType="begin"/>
+            </w:r>
+            <w:r>
+              <w:rPr>
+                <w:noProof/>
+                <w:webHidden/>
+              </w:rPr>
+              <w:instrText xml:space="preserve"> PAGEREF _Toc202937876 \h </w:instrText>
+            </w:r>
+            <w:r>
+              <w:rPr>
+                <w:noProof/>
+                <w:webHidden/>
+              </w:rPr>
+            </w:r>
+            <w:r>
+              <w:rPr>
+                <w:noProof/>
+                <w:webHidden/>
+              </w:rPr>
+              <w:fldChar w:fldCharType="separate"/>
+            </w:r>
+            <w:r>
+              <w:rPr>
+                <w:noProof/>
+                <w:webHidden/>
+              </w:rPr>
+              <w:t>12</w:t>
+            </w:r>
+            <w:r>
+              <w:rPr>
+                <w:noProof/>
+                <w:webHidden/>
+              </w:rPr>
+              <w:fldChar w:fldCharType="end"/>
+            </w:r>
+          </w:hyperlink>
+        </w:p>
+        <w:p>
+          <w:pPr>
+            <w:pStyle w:val="TDC1"/>
+            <w:tabs>
+              <w:tab w:val="left" w:pos="1200"/>
+              <w:tab w:val="right" w:leader="dot" w:pos="9962"/>
+            </w:tabs>
+            <w:rPr>
+              <w:rFonts w:eastAsiaTheme="minorEastAsia"/>
+              <w:noProof/>
+              <w:sz w:val="24"/>
+              <w:szCs w:val="24"/>
+              <w:lang w:eastAsia="es-CO"/>
+            </w:rPr>
+          </w:pPr>
+          <w:hyperlink w:anchor="_Toc202937877" w:history="1">
+            <w:r>
+              <w:rPr>
+                <w:rStyle w:val="Hipervnculo"/>
+                <w:noProof/>
+              </w:rPr>
+              <w:t>2.</w:t>
+            </w:r>
+            <w:r>
+              <w:rPr>
+                <w:rFonts w:eastAsiaTheme="minorEastAsia"/>
+                <w:noProof/>
+                <w:sz w:val="24"/>
+                <w:szCs w:val="24"/>
+                <w:lang w:eastAsia="es-CO"/>
+              </w:rPr>
+              <w:tab/>
+            </w:r>
+            <w:r>
+              <w:rPr>
+                <w:rStyle w:val="Hipervnculo"/>
+                <w:noProof/>
+              </w:rPr>
+              <w:t>Gestión de personal</w:t>
+            </w:r>
+            <w:r>
+              <w:rPr>
+                <w:noProof/>
+                <w:webHidden/>
+              </w:rPr>
+              <w:tab/>
+            </w:r>
+            <w:r>
+              <w:rPr>
+                <w:noProof/>
+                <w:webHidden/>
+              </w:rPr>
+              <w:fldChar w:fldCharType="begin"/>
+            </w:r>
+            <w:r>
+              <w:rPr>
+                <w:noProof/>
+                <w:webHidden/>
+              </w:rPr>
+              <w:instrText xml:space="preserve"> PAGEREF _Toc202937877 \h </w:instrText>
+            </w:r>
+            <w:r>
+              <w:rPr>
+                <w:noProof/>
+                <w:webHidden/>
+              </w:rPr>
+            </w:r>
+            <w:r>
+              <w:rPr>
+                <w:noProof/>
+                <w:webHidden/>
+              </w:rPr>
+              <w:fldChar w:fldCharType="separate"/>
+            </w:r>
+            <w:r>
+              <w:rPr>
+                <w:noProof/>
+                <w:webHidden/>
+              </w:rPr>
+              <w:t>16</w:t>
             </w:r>
             <w:r>
               <w:rPr>
@@ -831,7 +1071,7 @@
               <w:lang w:eastAsia="es-CO"/>
             </w:rPr>
           </w:pPr>
-          <w:hyperlink w:anchor="_Toc201907267" w:history="1">
+          <w:hyperlink w:anchor="_Toc202937878" w:history="1">
             <w:r>
               <w:rPr>
                 <w:rStyle w:val="Hipervnculo"/>
@@ -843,7 +1083,7 @@
                   </w14:lightRig>
                 </w14:scene3d>
               </w:rPr>
-              <w:t>1.2.</w:t>
+              <w:t>2.1.</w:t>
             </w:r>
             <w:r>
               <w:rPr>
@@ -860,14 +1100,103 @@
                 <w:rStyle w:val="Hipervnculo"/>
                 <w:noProof/>
               </w:rPr>
-              <w:t>Sistema Nacional de Identificación e Información del Ganado Bovino (SINIGAN)</w:t>
-            </w:r>
+              <w:t>Herramientas clave para la gestión del personal</w:t>
+            </w:r>
+            <w:r>
+              <w:rPr>
+                <w:noProof/>
+                <w:webHidden/>
+              </w:rPr>
+              <w:tab/>
+            </w:r>
+            <w:r>
+              <w:rPr>
+                <w:noProof/>
+                <w:webHidden/>
+              </w:rPr>
+              <w:fldChar w:fldCharType="begin"/>
+            </w:r>
+            <w:r>
+              <w:rPr>
+                <w:noProof/>
+                <w:webHidden/>
+              </w:rPr>
+              <w:instrText xml:space="preserve"> PAGEREF _Toc202937878 \h </w:instrText>
+            </w:r>
+            <w:r>
+              <w:rPr>
+                <w:noProof/>
+                <w:webHidden/>
+              </w:rPr>
+            </w:r>
+            <w:r>
+              <w:rPr>
+                <w:noProof/>
+                <w:webHidden/>
+              </w:rPr>
+              <w:fldChar w:fldCharType="separate"/>
+            </w:r>
+            <w:r>
+              <w:rPr>
+                <w:noProof/>
+                <w:webHidden/>
+              </w:rPr>
+              <w:t>16</w:t>
+            </w:r>
+            <w:r>
+              <w:rPr>
+                <w:noProof/>
+                <w:webHidden/>
+              </w:rPr>
+              <w:fldChar w:fldCharType="end"/>
+            </w:r>
+          </w:hyperlink>
+        </w:p>
+        <w:p>
+          <w:pPr>
+            <w:pStyle w:val="TDC2"/>
+            <w:tabs>
+              <w:tab w:val="left" w:pos="1680"/>
+              <w:tab w:val="right" w:leader="dot" w:pos="9962"/>
+            </w:tabs>
+            <w:rPr>
+              <w:rFonts w:eastAsiaTheme="minorEastAsia"/>
+              <w:noProof/>
+              <w:sz w:val="24"/>
+              <w:szCs w:val="24"/>
+              <w:lang w:eastAsia="es-CO"/>
+            </w:rPr>
+          </w:pPr>
+          <w:hyperlink w:anchor="_Toc202937879" w:history="1">
             <w:r>
               <w:rPr>
                 <w:rStyle w:val="Hipervnculo"/>
                 <w:noProof/>
-              </w:rPr>
-              <w:t>….</w:t>
+                <w14:scene3d>
+                  <w14:camera w14:prst="orthographicFront"/>
+                  <w14:lightRig w14:rig="threePt" w14:dir="t">
+                    <w14:rot w14:lat="0" w14:lon="0" w14:rev="0"/>
+                  </w14:lightRig>
+                </w14:scene3d>
+              </w:rPr>
+              <w:t>2.2.</w:t>
+            </w:r>
+            <w:r>
+              <w:rPr>
+                <w:rFonts w:eastAsiaTheme="minorEastAsia"/>
+                <w:noProof/>
+                <w:sz w:val="24"/>
+                <w:szCs w:val="24"/>
+                <w:lang w:eastAsia="es-CO"/>
+              </w:rPr>
+              <w:tab/>
+            </w:r>
+            <w:r>
+              <w:rPr>
+                <w:rStyle w:val="Hipervnculo"/>
+                <w:noProof/>
+              </w:rPr>
+              <w:t>Capacitación</w:t>
             </w:r>
             <w:r>
               <w:rPr>
@@ -888,7 +1217,7 @@
                 <w:noProof/>
                 <w:webHidden/>
               </w:rPr>
-              <w:instrText xml:space="preserve"> PAGEREF _Toc201907267 \h </w:instrText>
+              <w:instrText xml:space="preserve"> PAGEREF _Toc202937879 \h </w:instrText>
             </w:r>
             <w:r>
               <w:rPr>
@@ -908,7 +1237,199 @@
                 <w:noProof/>
                 <w:webHidden/>
               </w:rPr>
-              <w:t>12</w:t>
+              <w:t>19</w:t>
+            </w:r>
+            <w:r>
+              <w:rPr>
+                <w:noProof/>
+                <w:webHidden/>
+              </w:rPr>
+              <w:fldChar w:fldCharType="end"/>
+            </w:r>
+          </w:hyperlink>
+        </w:p>
+        <w:p>
+          <w:pPr>
+            <w:pStyle w:val="TDC2"/>
+            <w:tabs>
+              <w:tab w:val="left" w:pos="1680"/>
+              <w:tab w:val="right" w:leader="dot" w:pos="9962"/>
+            </w:tabs>
+            <w:rPr>
+              <w:rFonts w:eastAsiaTheme="minorEastAsia"/>
+              <w:noProof/>
+              <w:sz w:val="24"/>
+              <w:szCs w:val="24"/>
+              <w:lang w:eastAsia="es-CO"/>
+            </w:rPr>
+          </w:pPr>
+          <w:hyperlink w:anchor="_Toc202937880" w:history="1">
+            <w:r>
+              <w:rPr>
+                <w:rStyle w:val="Hipervnculo"/>
+                <w:noProof/>
+                <w14:scene3d>
+                  <w14:camera w14:prst="orthographicFront"/>
+                  <w14:lightRig w14:rig="threePt" w14:dir="t">
+                    <w14:rot w14:lat="0" w14:lon="0" w14:rev="0"/>
+                  </w14:lightRig>
+                </w14:scene3d>
+              </w:rPr>
+              <w:t>2.3.</w:t>
+            </w:r>
+            <w:r>
+              <w:rPr>
+                <w:rFonts w:eastAsiaTheme="minorEastAsia"/>
+                <w:noProof/>
+                <w:sz w:val="24"/>
+                <w:szCs w:val="24"/>
+                <w:lang w:eastAsia="es-CO"/>
+              </w:rPr>
+              <w:tab/>
+            </w:r>
+            <w:r>
+              <w:rPr>
+                <w:rStyle w:val="Hipervnculo"/>
+                <w:noProof/>
+              </w:rPr>
+              <w:t>Asignación de funciones</w:t>
+            </w:r>
+            <w:r>
+              <w:rPr>
+                <w:noProof/>
+                <w:webHidden/>
+              </w:rPr>
+              <w:tab/>
+            </w:r>
+            <w:r>
+              <w:rPr>
+                <w:noProof/>
+                <w:webHidden/>
+              </w:rPr>
+              <w:fldChar w:fldCharType="begin"/>
+            </w:r>
+            <w:r>
+              <w:rPr>
+                <w:noProof/>
+                <w:webHidden/>
+              </w:rPr>
+              <w:instrText xml:space="preserve"> PAGEREF _Toc202937880 \h </w:instrText>
+            </w:r>
+            <w:r>
+              <w:rPr>
+                <w:noProof/>
+                <w:webHidden/>
+              </w:rPr>
+            </w:r>
+            <w:r>
+              <w:rPr>
+                <w:noProof/>
+                <w:webHidden/>
+              </w:rPr>
+              <w:fldChar w:fldCharType="separate"/>
+            </w:r>
+            <w:r>
+              <w:rPr>
+                <w:noProof/>
+                <w:webHidden/>
+              </w:rPr>
+              <w:t>19</w:t>
+            </w:r>
+            <w:r>
+              <w:rPr>
+                <w:noProof/>
+                <w:webHidden/>
+              </w:rPr>
+              <w:fldChar w:fldCharType="end"/>
+            </w:r>
+          </w:hyperlink>
+        </w:p>
+        <w:p>
+          <w:pPr>
+            <w:pStyle w:val="TDC2"/>
+            <w:tabs>
+              <w:tab w:val="left" w:pos="1680"/>
+              <w:tab w:val="right" w:leader="dot" w:pos="9962"/>
+            </w:tabs>
+            <w:rPr>
+              <w:rFonts w:eastAsiaTheme="minorEastAsia"/>
+              <w:noProof/>
+              <w:sz w:val="24"/>
+              <w:szCs w:val="24"/>
+              <w:lang w:eastAsia="es-CO"/>
+            </w:rPr>
+          </w:pPr>
+          <w:hyperlink w:anchor="_Toc202937881" w:history="1">
+            <w:r>
+              <w:rPr>
+                <w:rStyle w:val="Hipervnculo"/>
+                <w:noProof/>
+                <w14:scene3d>
+                  <w14:camera w14:prst="orthographicFront"/>
+                  <w14:lightRig w14:rig="threePt" w14:dir="t">
+                    <w14:rot w14:lat="0" w14:lon="0" w14:rev="0"/>
+                  </w14:lightRig>
+                </w14:scene3d>
+              </w:rPr>
+              <w:t>2.4.</w:t>
+            </w:r>
+            <w:r>
+              <w:rPr>
+                <w:rFonts w:eastAsiaTheme="minorEastAsia"/>
+                <w:noProof/>
+                <w:sz w:val="24"/>
+                <w:szCs w:val="24"/>
+                <w:lang w:eastAsia="es-CO"/>
+              </w:rPr>
+              <w:tab/>
+            </w:r>
+            <w:r>
+              <w:rPr>
+                <w:rStyle w:val="Hipervnculo"/>
+                <w:noProof/>
+              </w:rPr>
+              <w:t>Evaluación del desempeño</w:t>
+            </w:r>
+            <w:r>
+              <w:rPr>
+                <w:noProof/>
+                <w:webHidden/>
+              </w:rPr>
+              <w:tab/>
+            </w:r>
+            <w:r>
+              <w:rPr>
+                <w:noProof/>
+                <w:webHidden/>
+              </w:rPr>
+              <w:fldChar w:fldCharType="begin"/>
+            </w:r>
+            <w:r>
+              <w:rPr>
+                <w:noProof/>
+                <w:webHidden/>
+              </w:rPr>
+              <w:instrText xml:space="preserve"> PAGEREF _Toc202937881 \h </w:instrText>
+            </w:r>
+            <w:r>
+              <w:rPr>
+                <w:noProof/>
+                <w:webHidden/>
+              </w:rPr>
+            </w:r>
+            <w:r>
+              <w:rPr>
+                <w:noProof/>
+                <w:webHidden/>
+              </w:rPr>
+              <w:fldChar w:fldCharType="separate"/>
+            </w:r>
+            <w:r>
+              <w:rPr>
+                <w:noProof/>
+                <w:webHidden/>
+              </w:rPr>
+              <w:t>20</w:t>
             </w:r>
             <w:r>
               <w:rPr>
@@ -934,13 +1455,13 @@
               <w:lang w:eastAsia="es-CO"/>
             </w:rPr>
           </w:pPr>
-          <w:hyperlink w:anchor="_Toc201907268" w:history="1">
+          <w:hyperlink w:anchor="_Toc202937882" w:history="1">
             <w:r>
               <w:rPr>
                 <w:rStyle w:val="Hipervnculo"/>
                 <w:noProof/>
               </w:rPr>
-              <w:t>2.</w:t>
+              <w:t>3.</w:t>
             </w:r>
             <w:r>
               <w:rPr>
@@ -957,7 +1478,7 @@
                 <w:rStyle w:val="Hipervnculo"/>
                 <w:noProof/>
               </w:rPr>
-              <w:t>Gestión de personal</w:t>
+              <w:t>Evaluación</w:t>
             </w:r>
             <w:r>
               <w:rPr>
@@ -978,7 +1499,7 @@
                 <w:noProof/>
                 <w:webHidden/>
               </w:rPr>
-              <w:instrText xml:space="preserve"> PAGEREF _Toc201907268 \h </w:instrText>
+              <w:instrText xml:space="preserve"> PAGEREF _Toc202937882 \h </w:instrText>
             </w:r>
             <w:r>
               <w:rPr>
@@ -998,7 +1519,7 @@
                 <w:noProof/>
                 <w:webHidden/>
               </w:rPr>
-              <w:t>16</w:t>
+              <w:t>21</w:t>
             </w:r>
             <w:r>
               <w:rPr>
@@ -1024,7 +1545,7 @@
               <w:lang w:eastAsia="es-CO"/>
             </w:rPr>
           </w:pPr>
-          <w:hyperlink w:anchor="_Toc201907269" w:history="1">
+          <w:hyperlink w:anchor="_Toc202937883" w:history="1">
             <w:r>
               <w:rPr>
                 <w:rStyle w:val="Hipervnculo"/>
@@ -1036,7 +1557,7 @@
                   </w14:lightRig>
                 </w14:scene3d>
               </w:rPr>
-              <w:t>2.1.</w:t>
+              <w:t>3.1.</w:t>
             </w:r>
             <w:r>
               <w:rPr>
@@ -1053,7 +1574,7 @@
                 <w:rStyle w:val="Hipervnculo"/>
                 <w:noProof/>
               </w:rPr>
-              <w:t>Herramientas clave para la gestión del personal</w:t>
+              <w:t>Tipologías según el momento y el responsable</w:t>
             </w:r>
             <w:r>
               <w:rPr>
@@ -1074,7 +1595,7 @@
                 <w:noProof/>
                 <w:webHidden/>
               </w:rPr>
-              <w:instrText xml:space="preserve"> PAGEREF _Toc201907269 \h </w:instrText>
+              <w:instrText xml:space="preserve"> PAGEREF _Toc202937883 \h </w:instrText>
             </w:r>
             <w:r>
               <w:rPr>
@@ -1094,7 +1615,7 @@
                 <w:noProof/>
                 <w:webHidden/>
               </w:rPr>
-              <w:t>16</w:t>
+              <w:t>24</w:t>
             </w:r>
             <w:r>
               <w:rPr>
@@ -1120,7 +1641,7 @@
               <w:lang w:eastAsia="es-CO"/>
             </w:rPr>
           </w:pPr>
-          <w:hyperlink w:anchor="_Toc201907270" w:history="1">
+          <w:hyperlink w:anchor="_Toc202937884" w:history="1">
             <w:r>
               <w:rPr>
                 <w:rStyle w:val="Hipervnculo"/>
@@ -1132,7 +1653,7 @@
                   </w14:lightRig>
                 </w14:scene3d>
               </w:rPr>
-              <w:t>2.2.</w:t>
+              <w:t>3.2.</w:t>
             </w:r>
             <w:r>
               <w:rPr>
@@ -1149,7 +1670,7 @@
                 <w:rStyle w:val="Hipervnculo"/>
                 <w:noProof/>
               </w:rPr>
-              <w:t>Capacitación</w:t>
+              <w:t>Técnicas e instrumentos</w:t>
             </w:r>
             <w:r>
               <w:rPr>
@@ -1170,7 +1691,7 @@
                 <w:noProof/>
                 <w:webHidden/>
               </w:rPr>
-              <w:instrText xml:space="preserve"> PAGEREF _Toc201907270 \h </w:instrText>
+              <w:instrText xml:space="preserve"> PAGEREF _Toc202937884 \h </w:instrText>
             </w:r>
             <w:r>
               <w:rPr>
@@ -1190,7 +1711,7 @@
                 <w:noProof/>
                 <w:webHidden/>
               </w:rPr>
-              <w:t>18</w:t>
+              <w:t>25</w:t>
             </w:r>
             <w:r>
               <w:rPr>
@@ -1216,7 +1737,7 @@
               <w:lang w:eastAsia="es-CO"/>
             </w:rPr>
           </w:pPr>
-          <w:hyperlink w:anchor="_Toc201907271" w:history="1">
+          <w:hyperlink w:anchor="_Toc202937885" w:history="1">
             <w:r>
               <w:rPr>
                 <w:rStyle w:val="Hipervnculo"/>
@@ -1228,7 +1749,7 @@
                   </w14:lightRig>
                 </w14:scene3d>
               </w:rPr>
-              <w:t>2.3.</w:t>
+              <w:t>3.3.</w:t>
             </w:r>
             <w:r>
               <w:rPr>
@@ -1245,7 +1766,7 @@
                 <w:rStyle w:val="Hipervnculo"/>
                 <w:noProof/>
               </w:rPr>
-              <w:t>Asignación de funciones</w:t>
+              <w:t>Evaluaciones especializadas</w:t>
             </w:r>
             <w:r>
               <w:rPr>
@@ -1266,7 +1787,7 @@
                 <w:noProof/>
                 <w:webHidden/>
               </w:rPr>
-              <w:instrText xml:space="preserve"> PAGEREF _Toc201907271 \h </w:instrText>
+              <w:instrText xml:space="preserve"> PAGEREF _Toc202937885 \h </w:instrText>
             </w:r>
             <w:r>
               <w:rPr>
@@ -1286,7 +1807,7 @@
                 <w:noProof/>
                 <w:webHidden/>
               </w:rPr>
-              <w:t>19</w:t>
+              <w:t>26</w:t>
             </w:r>
             <w:r>
               <w:rPr>
@@ -1312,7 +1833,7 @@
               <w:lang w:eastAsia="es-CO"/>
             </w:rPr>
           </w:pPr>
-          <w:hyperlink w:anchor="_Toc201907272" w:history="1">
+          <w:hyperlink w:anchor="_Toc202937886" w:history="1">
             <w:r>
               <w:rPr>
                 <w:rStyle w:val="Hipervnculo"/>
@@ -1324,7 +1845,7 @@
                   </w14:lightRig>
                 </w14:scene3d>
               </w:rPr>
-              <w:t>2.4.</w:t>
+              <w:t>3.4.</w:t>
             </w:r>
             <w:r>
               <w:rPr>
@@ -1341,7 +1862,7 @@
                 <w:rStyle w:val="Hipervnculo"/>
                 <w:noProof/>
               </w:rPr>
-              <w:t>Evaluación del desempeño</w:t>
+              <w:t>Importancia de la evaluación integral</w:t>
             </w:r>
             <w:r>
               <w:rPr>
@@ -1362,7 +1883,7 @@
                 <w:noProof/>
                 <w:webHidden/>
               </w:rPr>
-              <w:instrText xml:space="preserve"> PAGEREF _Toc201907272 \h </w:instrText>
+              <w:instrText xml:space="preserve"> PAGEREF _Toc202937886 \h </w:instrText>
             </w:r>
             <w:r>
               <w:rPr>
@@ -1382,7 +1903,103 @@
                 <w:noProof/>
                 <w:webHidden/>
               </w:rPr>
-              <w:t>20</w:t>
+              <w:t>27</w:t>
+            </w:r>
+            <w:r>
+              <w:rPr>
+                <w:noProof/>
+                <w:webHidden/>
+              </w:rPr>
+              <w:fldChar w:fldCharType="end"/>
+            </w:r>
+          </w:hyperlink>
+        </w:p>
+        <w:p>
+          <w:pPr>
+            <w:pStyle w:val="TDC2"/>
+            <w:tabs>
+              <w:tab w:val="left" w:pos="1680"/>
+              <w:tab w:val="right" w:leader="dot" w:pos="9962"/>
+            </w:tabs>
+            <w:rPr>
+              <w:rFonts w:eastAsiaTheme="minorEastAsia"/>
+              <w:noProof/>
+              <w:sz w:val="24"/>
+              <w:szCs w:val="24"/>
+              <w:lang w:eastAsia="es-CO"/>
+            </w:rPr>
+          </w:pPr>
+          <w:hyperlink w:anchor="_Toc202937887" w:history="1">
+            <w:r>
+              <w:rPr>
+                <w:rStyle w:val="Hipervnculo"/>
+                <w:noProof/>
+                <w14:scene3d>
+                  <w14:camera w14:prst="orthographicFront"/>
+                  <w14:lightRig w14:rig="threePt" w14:dir="t">
+                    <w14:rot w14:lat="0" w14:lon="0" w14:rev="0"/>
+                  </w14:lightRig>
+                </w14:scene3d>
+              </w:rPr>
+              <w:t>3.5.</w:t>
+            </w:r>
+            <w:r>
+              <w:rPr>
+                <w:rFonts w:eastAsiaTheme="minorEastAsia"/>
+                <w:noProof/>
+                <w:sz w:val="24"/>
+                <w:szCs w:val="24"/>
+                <w:lang w:eastAsia="es-CO"/>
+              </w:rPr>
+              <w:tab/>
+            </w:r>
+            <w:r>
+              <w:rPr>
+                <w:rStyle w:val="Hipervnculo"/>
+                <w:noProof/>
+              </w:rPr>
+              <w:t>Hallazgos</w:t>
+            </w:r>
+            <w:r>
+              <w:rPr>
+                <w:noProof/>
+                <w:webHidden/>
+              </w:rPr>
+              <w:tab/>
+            </w:r>
+            <w:r>
+              <w:rPr>
+                <w:noProof/>
+                <w:webHidden/>
+              </w:rPr>
+              <w:fldChar w:fldCharType="begin"/>
+            </w:r>
+            <w:r>
+              <w:rPr>
+                <w:noProof/>
+                <w:webHidden/>
+              </w:rPr>
+              <w:instrText xml:space="preserve"> PAGEREF _Toc202937887 \h </w:instrText>
+            </w:r>
+            <w:r>
+              <w:rPr>
+                <w:noProof/>
+                <w:webHidden/>
+              </w:rPr>
+            </w:r>
+            <w:r>
+              <w:rPr>
+                <w:noProof/>
+                <w:webHidden/>
+              </w:rPr>
+              <w:fldChar w:fldCharType="separate"/>
+            </w:r>
+            <w:r>
+              <w:rPr>
+                <w:noProof/>
+                <w:webHidden/>
+              </w:rPr>
+              <w:t>32</w:t>
             </w:r>
             <w:r>
               <w:rPr>
@@ -1408,13 +2025,13 @@
               <w:lang w:eastAsia="es-CO"/>
             </w:rPr>
           </w:pPr>
-          <w:hyperlink w:anchor="_Toc201907273" w:history="1">
+          <w:hyperlink w:anchor="_Toc202937888" w:history="1">
             <w:r>
               <w:rPr>
                 <w:rStyle w:val="Hipervnculo"/>
                 <w:noProof/>
               </w:rPr>
-              <w:t>3.</w:t>
+              <w:t>4.</w:t>
             </w:r>
             <w:r>
               <w:rPr>
@@ -1431,7 +2048,7 @@
                 <w:rStyle w:val="Hipervnculo"/>
                 <w:noProof/>
               </w:rPr>
-              <w:t>Evaluación</w:t>
+              <w:t>Estrategias correctivas</w:t>
             </w:r>
             <w:r>
               <w:rPr>
@@ -1452,7 +2069,7 @@
                 <w:noProof/>
                 <w:webHidden/>
               </w:rPr>
-              <w:instrText xml:space="preserve"> PAGEREF _Toc201907273 \h </w:instrText>
+              <w:instrText xml:space="preserve"> PAGEREF _Toc202937888 \h </w:instrText>
             </w:r>
             <w:r>
               <w:rPr>
@@ -1472,7 +2089,7 @@
                 <w:noProof/>
                 <w:webHidden/>
               </w:rPr>
-              <w:t>21</w:t>
+              <w:t>34</w:t>
             </w:r>
             <w:r>
               <w:rPr>
@@ -1498,7 +2115,7 @@
               <w:lang w:eastAsia="es-CO"/>
             </w:rPr>
           </w:pPr>
-          <w:hyperlink w:anchor="_Toc201907274" w:history="1">
+          <w:hyperlink w:anchor="_Toc202937889" w:history="1">
             <w:r>
               <w:rPr>
                 <w:rStyle w:val="Hipervnculo"/>
@@ -1510,7 +2127,7 @@
                   </w14:lightRig>
                 </w14:scene3d>
               </w:rPr>
-              <w:t>3.1.</w:t>
+              <w:t>4.1.</w:t>
             </w:r>
             <w:r>
               <w:rPr>
@@ -1527,7 +2144,7 @@
                 <w:rStyle w:val="Hipervnculo"/>
                 <w:noProof/>
               </w:rPr>
-              <w:t>Tipologías según el momento y el responsable</w:t>
+              <w:t>Subsanación</w:t>
             </w:r>
             <w:r>
               <w:rPr>
@@ -1548,7 +2165,7 @@
                 <w:noProof/>
                 <w:webHidden/>
               </w:rPr>
-              <w:instrText xml:space="preserve"> PAGEREF _Toc201907274 \h </w:instrText>
+              <w:instrText xml:space="preserve"> PAGEREF _Toc202937889 \h </w:instrText>
             </w:r>
             <w:r>
               <w:rPr>
@@ -1568,7 +2185,7 @@
                 <w:noProof/>
                 <w:webHidden/>
               </w:rPr>
-              <w:t>24</w:t>
+              <w:t>34</w:t>
             </w:r>
             <w:r>
               <w:rPr>
@@ -1594,7 +2211,7 @@
               <w:lang w:eastAsia="es-CO"/>
             </w:rPr>
           </w:pPr>
-          <w:hyperlink w:anchor="_Toc201907275" w:history="1">
+          <w:hyperlink w:anchor="_Toc202937890" w:history="1">
             <w:r>
               <w:rPr>
                 <w:rStyle w:val="Hipervnculo"/>
@@ -1606,7 +2223,7 @@
                   </w14:lightRig>
                 </w14:scene3d>
               </w:rPr>
-              <w:t>3.2.</w:t>
+              <w:t>4.2.</w:t>
             </w:r>
             <w:r>
               <w:rPr>
@@ -1623,7 +2240,7 @@
                 <w:rStyle w:val="Hipervnculo"/>
                 <w:noProof/>
               </w:rPr>
-              <w:t>Técnicas e instrumentos</w:t>
+              <w:t>Aplicación de acciones correctivas</w:t>
             </w:r>
             <w:r>
               <w:rPr>
@@ -1644,577 +2261,7 @@
                 <w:noProof/>
                 <w:webHidden/>
               </w:rPr>
-              <w:instrText xml:space="preserve"> PAGEREF _Toc201907275 \h </w:instrText>
-            </w:r>
-            <w:r>
-              <w:rPr>
-                <w:noProof/>
-                <w:webHidden/>
-              </w:rPr>
-            </w:r>
-            <w:r>
-              <w:rPr>
-                <w:noProof/>
-                <w:webHidden/>
-              </w:rPr>
-              <w:fldChar w:fldCharType="separate"/>
-            </w:r>
-            <w:r>
-              <w:rPr>
-                <w:noProof/>
-                <w:webHidden/>
-              </w:rPr>
-              <w:t>25</w:t>
-            </w:r>
-            <w:r>
-              <w:rPr>
-                <w:noProof/>
-                <w:webHidden/>
-              </w:rPr>
-              <w:fldChar w:fldCharType="end"/>
-            </w:r>
-          </w:hyperlink>
-        </w:p>
-        <w:p>
-          <w:pPr>
-            <w:pStyle w:val="TDC2"/>
-            <w:tabs>
-              <w:tab w:val="left" w:pos="1680"/>
-              <w:tab w:val="right" w:leader="dot" w:pos="9962"/>
-            </w:tabs>
-            <w:rPr>
-              <w:rFonts w:eastAsiaTheme="minorEastAsia"/>
-              <w:noProof/>
-              <w:sz w:val="24"/>
-              <w:szCs w:val="24"/>
-              <w:lang w:eastAsia="es-CO"/>
-            </w:rPr>
-          </w:pPr>
-          <w:hyperlink w:anchor="_Toc201907276" w:history="1">
-            <w:r>
-              <w:rPr>
-                <w:rStyle w:val="Hipervnculo"/>
-                <w:noProof/>
-                <w14:scene3d>
-                  <w14:camera w14:prst="orthographicFront"/>
-                  <w14:lightRig w14:rig="threePt" w14:dir="t">
-                    <w14:rot w14:lat="0" w14:lon="0" w14:rev="0"/>
-                  </w14:lightRig>
-                </w14:scene3d>
-              </w:rPr>
-              <w:t>3.3.</w:t>
-            </w:r>
-            <w:r>
-              <w:rPr>
-                <w:rFonts w:eastAsiaTheme="minorEastAsia"/>
-                <w:noProof/>
-                <w:sz w:val="24"/>
-                <w:szCs w:val="24"/>
-                <w:lang w:eastAsia="es-CO"/>
-              </w:rPr>
-              <w:tab/>
-            </w:r>
-            <w:r>
-              <w:rPr>
-                <w:rStyle w:val="Hipervnculo"/>
-                <w:noProof/>
-              </w:rPr>
-              <w:t>Evaluaciones especializadas</w:t>
-            </w:r>
-            <w:r>
-              <w:rPr>
-                <w:noProof/>
-                <w:webHidden/>
-              </w:rPr>
-              <w:tab/>
-            </w:r>
-            <w:r>
-              <w:rPr>
-                <w:noProof/>
-                <w:webHidden/>
-              </w:rPr>
-              <w:fldChar w:fldCharType="begin"/>
-            </w:r>
-            <w:r>
-              <w:rPr>
-                <w:noProof/>
-                <w:webHidden/>
-              </w:rPr>
-              <w:instrText xml:space="preserve"> PAGEREF _Toc201907276 \h </w:instrText>
-            </w:r>
-            <w:r>
-              <w:rPr>
-                <w:noProof/>
-                <w:webHidden/>
-              </w:rPr>
-            </w:r>
-            <w:r>
-              <w:rPr>
-                <w:noProof/>
-                <w:webHidden/>
-              </w:rPr>
-              <w:fldChar w:fldCharType="separate"/>
-            </w:r>
-            <w:r>
-              <w:rPr>
-                <w:noProof/>
-                <w:webHidden/>
-              </w:rPr>
-              <w:t>26</w:t>
-            </w:r>
-            <w:r>
-              <w:rPr>
-                <w:noProof/>
-                <w:webHidden/>
-              </w:rPr>
-              <w:fldChar w:fldCharType="end"/>
-            </w:r>
-          </w:hyperlink>
-        </w:p>
-        <w:p>
-          <w:pPr>
-            <w:pStyle w:val="TDC2"/>
-            <w:tabs>
-              <w:tab w:val="left" w:pos="1680"/>
-              <w:tab w:val="right" w:leader="dot" w:pos="9962"/>
-            </w:tabs>
-            <w:rPr>
-              <w:rFonts w:eastAsiaTheme="minorEastAsia"/>
-              <w:noProof/>
-              <w:sz w:val="24"/>
-              <w:szCs w:val="24"/>
-              <w:lang w:eastAsia="es-CO"/>
-            </w:rPr>
-          </w:pPr>
-          <w:hyperlink w:anchor="_Toc201907277" w:history="1">
-            <w:r>
-              <w:rPr>
-                <w:rStyle w:val="Hipervnculo"/>
-                <w:noProof/>
-                <w14:scene3d>
-                  <w14:camera w14:prst="orthographicFront"/>
-                  <w14:lightRig w14:rig="threePt" w14:dir="t">
-                    <w14:rot w14:lat="0" w14:lon="0" w14:rev="0"/>
-                  </w14:lightRig>
-                </w14:scene3d>
-              </w:rPr>
-              <w:t>3.4.</w:t>
-            </w:r>
-            <w:r>
-              <w:rPr>
-                <w:rFonts w:eastAsiaTheme="minorEastAsia"/>
-                <w:noProof/>
-                <w:sz w:val="24"/>
-                <w:szCs w:val="24"/>
-                <w:lang w:eastAsia="es-CO"/>
-              </w:rPr>
-              <w:tab/>
-            </w:r>
-            <w:r>
-              <w:rPr>
-                <w:rStyle w:val="Hipervnculo"/>
-                <w:noProof/>
-              </w:rPr>
-              <w:t>Importancia de la evaluación integral</w:t>
-            </w:r>
-            <w:r>
-              <w:rPr>
-                <w:noProof/>
-                <w:webHidden/>
-              </w:rPr>
-              <w:tab/>
-            </w:r>
-            <w:r>
-              <w:rPr>
-                <w:noProof/>
-                <w:webHidden/>
-              </w:rPr>
-              <w:fldChar w:fldCharType="begin"/>
-            </w:r>
-            <w:r>
-              <w:rPr>
-                <w:noProof/>
-                <w:webHidden/>
-              </w:rPr>
-              <w:instrText xml:space="preserve"> PAGEREF _Toc201907277 \h </w:instrText>
-            </w:r>
-            <w:r>
-              <w:rPr>
-                <w:noProof/>
-                <w:webHidden/>
-              </w:rPr>
-            </w:r>
-            <w:r>
-              <w:rPr>
-                <w:noProof/>
-                <w:webHidden/>
-              </w:rPr>
-              <w:fldChar w:fldCharType="separate"/>
-            </w:r>
-            <w:r>
-              <w:rPr>
-                <w:noProof/>
-                <w:webHidden/>
-              </w:rPr>
-              <w:t>27</w:t>
-            </w:r>
-            <w:r>
-              <w:rPr>
-                <w:noProof/>
-                <w:webHidden/>
-              </w:rPr>
-              <w:fldChar w:fldCharType="end"/>
-            </w:r>
-          </w:hyperlink>
-        </w:p>
-        <w:p>
-          <w:pPr>
-            <w:pStyle w:val="TDC2"/>
-            <w:tabs>
-              <w:tab w:val="left" w:pos="1680"/>
-              <w:tab w:val="right" w:leader="dot" w:pos="9962"/>
-            </w:tabs>
-            <w:rPr>
-              <w:rFonts w:eastAsiaTheme="minorEastAsia"/>
-              <w:noProof/>
-              <w:sz w:val="24"/>
-              <w:szCs w:val="24"/>
-              <w:lang w:eastAsia="es-CO"/>
-            </w:rPr>
-          </w:pPr>
-          <w:hyperlink w:anchor="_Toc201907278" w:history="1">
-            <w:r>
-              <w:rPr>
-                <w:rStyle w:val="Hipervnculo"/>
-                <w:noProof/>
-                <w14:scene3d>
-                  <w14:camera w14:prst="orthographicFront"/>
-                  <w14:lightRig w14:rig="threePt" w14:dir="t">
-                    <w14:rot w14:lat="0" w14:lon="0" w14:rev="0"/>
-                  </w14:lightRig>
-                </w14:scene3d>
-              </w:rPr>
-              <w:t>3.5.</w:t>
-            </w:r>
-            <w:r>
-              <w:rPr>
-                <w:rFonts w:eastAsiaTheme="minorEastAsia"/>
-                <w:noProof/>
-                <w:sz w:val="24"/>
-                <w:szCs w:val="24"/>
-                <w:lang w:eastAsia="es-CO"/>
-              </w:rPr>
-              <w:tab/>
-            </w:r>
-            <w:r>
-              <w:rPr>
-                <w:rStyle w:val="Hipervnculo"/>
-                <w:noProof/>
-              </w:rPr>
-              <w:t>Hallazgos</w:t>
-            </w:r>
-            <w:r>
-              <w:rPr>
-                <w:noProof/>
-                <w:webHidden/>
-              </w:rPr>
-              <w:tab/>
-            </w:r>
-            <w:r>
-              <w:rPr>
-                <w:noProof/>
-                <w:webHidden/>
-              </w:rPr>
-              <w:fldChar w:fldCharType="begin"/>
-            </w:r>
-            <w:r>
-              <w:rPr>
-                <w:noProof/>
-                <w:webHidden/>
-              </w:rPr>
-              <w:instrText xml:space="preserve"> PAGEREF _Toc201907278 \h </w:instrText>
-            </w:r>
-            <w:r>
-              <w:rPr>
-                <w:noProof/>
-                <w:webHidden/>
-              </w:rPr>
-            </w:r>
-            <w:r>
-              <w:rPr>
-                <w:noProof/>
-                <w:webHidden/>
-              </w:rPr>
-              <w:fldChar w:fldCharType="separate"/>
-            </w:r>
-            <w:r>
-              <w:rPr>
-                <w:noProof/>
-                <w:webHidden/>
-              </w:rPr>
-              <w:t>32</w:t>
-            </w:r>
-            <w:r>
-              <w:rPr>
-                <w:noProof/>
-                <w:webHidden/>
-              </w:rPr>
-              <w:fldChar w:fldCharType="end"/>
-            </w:r>
-          </w:hyperlink>
-        </w:p>
-        <w:p>
-          <w:pPr>
-            <w:pStyle w:val="TDC1"/>
-            <w:tabs>
-              <w:tab w:val="left" w:pos="1200"/>
-              <w:tab w:val="right" w:leader="dot" w:pos="9962"/>
-            </w:tabs>
-            <w:rPr>
-              <w:rFonts w:eastAsiaTheme="minorEastAsia"/>
-              <w:noProof/>
-              <w:sz w:val="24"/>
-              <w:szCs w:val="24"/>
-              <w:lang w:eastAsia="es-CO"/>
-            </w:rPr>
-          </w:pPr>
-          <w:hyperlink w:anchor="_Toc201907279" w:history="1">
-            <w:r>
-              <w:rPr>
-                <w:rStyle w:val="Hipervnculo"/>
-                <w:noProof/>
-              </w:rPr>
-              <w:t>4.</w:t>
-            </w:r>
-            <w:r>
-              <w:rPr>
-                <w:rFonts w:eastAsiaTheme="minorEastAsia"/>
-                <w:noProof/>
-                <w:sz w:val="24"/>
-                <w:szCs w:val="24"/>
-                <w:lang w:eastAsia="es-CO"/>
-              </w:rPr>
-              <w:tab/>
-            </w:r>
-            <w:r>
-              <w:rPr>
-                <w:rStyle w:val="Hipervnculo"/>
-                <w:noProof/>
-              </w:rPr>
-              <w:t>Estrategias correctivas</w:t>
-            </w:r>
-            <w:r>
-              <w:rPr>
-                <w:noProof/>
-                <w:webHidden/>
-              </w:rPr>
-              <w:tab/>
-            </w:r>
-            <w:r>
-              <w:rPr>
-                <w:noProof/>
-                <w:webHidden/>
-              </w:rPr>
-              <w:fldChar w:fldCharType="begin"/>
-            </w:r>
-            <w:r>
-              <w:rPr>
-                <w:noProof/>
-                <w:webHidden/>
-              </w:rPr>
-              <w:instrText xml:space="preserve"> PAGEREF _Toc201907279 \h </w:instrText>
-            </w:r>
-            <w:r>
-              <w:rPr>
-                <w:noProof/>
-                <w:webHidden/>
-              </w:rPr>
-            </w:r>
-            <w:r>
-              <w:rPr>
-                <w:noProof/>
-                <w:webHidden/>
-              </w:rPr>
-              <w:fldChar w:fldCharType="separate"/>
-            </w:r>
-            <w:r>
-              <w:rPr>
-                <w:noProof/>
-                <w:webHidden/>
-              </w:rPr>
-              <w:t>34</w:t>
-            </w:r>
-            <w:r>
-              <w:rPr>
-                <w:noProof/>
-                <w:webHidden/>
-              </w:rPr>
-              <w:fldChar w:fldCharType="end"/>
-            </w:r>
-          </w:hyperlink>
-        </w:p>
-        <w:p>
-          <w:pPr>
-            <w:pStyle w:val="TDC2"/>
-            <w:tabs>
-              <w:tab w:val="left" w:pos="1680"/>
-              <w:tab w:val="right" w:leader="dot" w:pos="9962"/>
-            </w:tabs>
-            <w:rPr>
-              <w:rFonts w:eastAsiaTheme="minorEastAsia"/>
-              <w:noProof/>
-              <w:sz w:val="24"/>
-              <w:szCs w:val="24"/>
-              <w:lang w:eastAsia="es-CO"/>
-            </w:rPr>
-          </w:pPr>
-          <w:hyperlink w:anchor="_Toc201907280" w:history="1">
-            <w:r>
-              <w:rPr>
-                <w:rStyle w:val="Hipervnculo"/>
-                <w:noProof/>
-                <w14:scene3d>
-                  <w14:camera w14:prst="orthographicFront"/>
-                  <w14:lightRig w14:rig="threePt" w14:dir="t">
-                    <w14:rot w14:lat="0" w14:lon="0" w14:rev="0"/>
-                  </w14:lightRig>
-                </w14:scene3d>
-              </w:rPr>
-              <w:t>4.1.</w:t>
-            </w:r>
-            <w:r>
-              <w:rPr>
-                <w:rFonts w:eastAsiaTheme="minorEastAsia"/>
-                <w:noProof/>
-                <w:sz w:val="24"/>
-                <w:szCs w:val="24"/>
-                <w:lang w:eastAsia="es-CO"/>
-              </w:rPr>
-              <w:tab/>
-            </w:r>
-            <w:r>
-              <w:rPr>
-                <w:rStyle w:val="Hipervnculo"/>
-                <w:noProof/>
-              </w:rPr>
-              <w:t>Subsanación</w:t>
-            </w:r>
-            <w:r>
-              <w:rPr>
-                <w:noProof/>
-                <w:webHidden/>
-              </w:rPr>
-              <w:tab/>
-            </w:r>
-            <w:r>
-              <w:rPr>
-                <w:noProof/>
-                <w:webHidden/>
-              </w:rPr>
-              <w:fldChar w:fldCharType="begin"/>
-            </w:r>
-            <w:r>
-              <w:rPr>
-                <w:noProof/>
-                <w:webHidden/>
-              </w:rPr>
-              <w:instrText xml:space="preserve"> PAGEREF _Toc201907280 \h </w:instrText>
-            </w:r>
-            <w:r>
-              <w:rPr>
-                <w:noProof/>
-                <w:webHidden/>
-              </w:rPr>
-            </w:r>
-            <w:r>
-              <w:rPr>
-                <w:noProof/>
-                <w:webHidden/>
-              </w:rPr>
-              <w:fldChar w:fldCharType="separate"/>
-            </w:r>
-            <w:r>
-              <w:rPr>
-                <w:noProof/>
-                <w:webHidden/>
-              </w:rPr>
-              <w:t>34</w:t>
-            </w:r>
-            <w:r>
-              <w:rPr>
-                <w:noProof/>
-                <w:webHidden/>
-              </w:rPr>
-              <w:fldChar w:fldCharType="end"/>
-            </w:r>
-          </w:hyperlink>
-        </w:p>
-        <w:p>
-          <w:pPr>
-            <w:pStyle w:val="TDC2"/>
-            <w:tabs>
-              <w:tab w:val="left" w:pos="1680"/>
-              <w:tab w:val="right" w:leader="dot" w:pos="9962"/>
-            </w:tabs>
-            <w:rPr>
-              <w:rFonts w:eastAsiaTheme="minorEastAsia"/>
-              <w:noProof/>
-              <w:sz w:val="24"/>
-              <w:szCs w:val="24"/>
-              <w:lang w:eastAsia="es-CO"/>
-            </w:rPr>
-          </w:pPr>
-          <w:hyperlink w:anchor="_Toc201907281" w:history="1">
-            <w:r>
-              <w:rPr>
-                <w:rStyle w:val="Hipervnculo"/>
-                <w:noProof/>
-                <w14:scene3d>
-                  <w14:camera w14:prst="orthographicFront"/>
-                  <w14:lightRig w14:rig="threePt" w14:dir="t">
-                    <w14:rot w14:lat="0" w14:lon="0" w14:rev="0"/>
-                  </w14:lightRig>
-                </w14:scene3d>
-              </w:rPr>
-              <w:t>4.2.</w:t>
-            </w:r>
-            <w:r>
-              <w:rPr>
-                <w:rFonts w:eastAsiaTheme="minorEastAsia"/>
-                <w:noProof/>
-                <w:sz w:val="24"/>
-                <w:szCs w:val="24"/>
-                <w:lang w:eastAsia="es-CO"/>
-              </w:rPr>
-              <w:tab/>
-            </w:r>
-            <w:r>
-              <w:rPr>
-                <w:rStyle w:val="Hipervnculo"/>
-                <w:noProof/>
-              </w:rPr>
-              <w:t>Aplicación de acciones correctivas</w:t>
-            </w:r>
-            <w:r>
-              <w:rPr>
-                <w:noProof/>
-                <w:webHidden/>
-              </w:rPr>
-              <w:tab/>
-            </w:r>
-            <w:r>
-              <w:rPr>
-                <w:noProof/>
-                <w:webHidden/>
-              </w:rPr>
-              <w:fldChar w:fldCharType="begin"/>
-            </w:r>
-            <w:r>
-              <w:rPr>
-                <w:noProof/>
-                <w:webHidden/>
-              </w:rPr>
-              <w:instrText xml:space="preserve"> PAGEREF _Toc201907281 \h </w:instrText>
+              <w:instrText xml:space="preserve"> PAGEREF _Toc202937890 \h </w:instrText>
             </w:r>
             <w:r>
               <w:rPr>
@@ -2259,7 +2306,7 @@
               <w:lang w:eastAsia="es-CO"/>
             </w:rPr>
           </w:pPr>
-          <w:hyperlink w:anchor="_Toc201907282" w:history="1">
+          <w:hyperlink w:anchor="_Toc202937891" w:history="1">
             <w:r>
               <w:rPr>
                 <w:rStyle w:val="Hipervnculo"/>
@@ -2286,7 +2333,7 @@
                 <w:noProof/>
                 <w:webHidden/>
               </w:rPr>
-              <w:instrText xml:space="preserve"> PAGEREF _Toc201907282 \h </w:instrText>
+              <w:instrText xml:space="preserve"> PAGEREF _Toc202937891 \h </w:instrText>
             </w:r>
             <w:r>
               <w:rPr>
@@ -2331,7 +2378,7 @@
               <w:lang w:eastAsia="es-CO"/>
             </w:rPr>
           </w:pPr>
-          <w:hyperlink w:anchor="_Toc201907283" w:history="1">
+          <w:hyperlink w:anchor="_Toc202937892" w:history="1">
             <w:r>
               <w:rPr>
                 <w:rStyle w:val="Hipervnculo"/>
@@ -2358,7 +2405,7 @@
                 <w:noProof/>
                 <w:webHidden/>
               </w:rPr>
-              <w:instrText xml:space="preserve"> PAGEREF _Toc201907283 \h </w:instrText>
+              <w:instrText xml:space="preserve"> PAGEREF _Toc202937892 \h </w:instrText>
             </w:r>
             <w:r>
               <w:rPr>
@@ -2403,7 +2450,7 @@
               <w:lang w:eastAsia="es-CO"/>
             </w:rPr>
           </w:pPr>
-          <w:hyperlink w:anchor="_Toc201907284" w:history="1">
+          <w:hyperlink w:anchor="_Toc202937893" w:history="1">
             <w:r>
               <w:rPr>
                 <w:rStyle w:val="Hipervnculo"/>
@@ -2430,7 +2477,7 @@
                 <w:noProof/>
                 <w:webHidden/>
               </w:rPr>
-              <w:instrText xml:space="preserve"> PAGEREF _Toc201907284 \h </w:instrText>
+              <w:instrText xml:space="preserve"> PAGEREF _Toc202937893 \h </w:instrText>
             </w:r>
             <w:r>
               <w:rPr>
@@ -2475,7 +2522,7 @@
               <w:lang w:eastAsia="es-CO"/>
             </w:rPr>
           </w:pPr>
-          <w:hyperlink w:anchor="_Toc201907285" w:history="1">
+          <w:hyperlink w:anchor="_Toc202937894" w:history="1">
             <w:r>
               <w:rPr>
                 <w:rStyle w:val="Hipervnculo"/>
@@ -2502,7 +2549,7 @@
                 <w:noProof/>
                 <w:webHidden/>
               </w:rPr>
-              <w:instrText xml:space="preserve"> PAGEREF _Toc201907285 \h </w:instrText>
+              <w:instrText xml:space="preserve"> PAGEREF _Toc202937894 \h </w:instrText>
             </w:r>
             <w:r>
               <w:rPr>
@@ -2547,7 +2594,7 @@
               <w:lang w:eastAsia="es-CO"/>
             </w:rPr>
           </w:pPr>
-          <w:hyperlink w:anchor="_Toc201907286" w:history="1">
+          <w:hyperlink w:anchor="_Toc202937895" w:history="1">
             <w:r>
               <w:rPr>
                 <w:rStyle w:val="Hipervnculo"/>
@@ -2574,7 +2621,7 @@
                 <w:noProof/>
                 <w:webHidden/>
               </w:rPr>
-              <w:instrText xml:space="preserve"> PAGEREF _Toc201907286 \h </w:instrText>
+              <w:instrText xml:space="preserve"> PAGEREF _Toc202937895 \h </w:instrText>
             </w:r>
             <w:r>
               <w:rPr>
@@ -2616,7 +2663,7 @@
       <w:pPr>
         <w:pStyle w:val="Titulosgenerales"/>
       </w:pPr>
-      <w:bookmarkStart w:id="0" w:name="_Toc201907264"/>
+      <w:bookmarkStart w:id="0" w:name="_Toc202937873"/>
       <w:r>
         <w:lastRenderedPageBreak/>
         <w:t>Introducción</w:t>
@@ -2638,8 +2685,6 @@
         <w:t>Este componente no solo promueve la conformidad con los estándares regulatorios, sino que también fomenta una visión integral del sistema productivo, desde el cuidado animal hasta la gestión ambiental. La formación está diseñada para fortalecer el compromiso del talento humano con prácticas responsables que generen confianza en los consumidores y que contribuyan al posicionamiento competitivo del sector ganadero colombiano.</w:t>
       </w:r>
     </w:p>
-    <w:p/>
-    <w:p/>
     <w:p>
       <w:pPr>
         <w:pStyle w:val="Ttulo1"/>
@@ -2647,7 +2692,7 @@
       <w:r>
         <w:br w:type="page"/>
       </w:r>
-      <w:bookmarkStart w:id="1" w:name="_Toc201907265"/>
+      <w:bookmarkStart w:id="1" w:name="_Toc202937874"/>
       <w:r>
         <w:lastRenderedPageBreak/>
         <w:t>Trazabilidad de la producción</w:t>
@@ -3191,7 +3236,7 @@
       <w:pPr>
         <w:pStyle w:val="Ttulo2"/>
       </w:pPr>
-      <w:bookmarkStart w:id="2" w:name="_Toc201907266"/>
+      <w:bookmarkStart w:id="2" w:name="_Toc202937875"/>
       <w:r>
         <w:t>Elementos de desarrollo</w:t>
       </w:r>
@@ -3991,7 +4036,7 @@
       <w:pPr>
         <w:pStyle w:val="Ttulo2"/>
       </w:pPr>
-      <w:bookmarkStart w:id="3" w:name="_Toc201907267"/>
+      <w:bookmarkStart w:id="3" w:name="_Toc202937876"/>
       <w:r>
         <w:t>Sistema Nacional de Identificación e Información del Ganado Bovino (SINIGAN)</w:t>
       </w:r>
@@ -4084,7 +4129,7 @@
         <w:rPr>
           <w:lang w:eastAsia="es-CO"/>
         </w:rPr>
-        <w:t>.</w:t>
+        <w:t xml:space="preserve"> web:</w:t>
       </w:r>
     </w:p>
     <w:p>
@@ -4102,7 +4147,27 @@
             <w:u w:val="none"/>
             <w:lang w:eastAsia="es-CO"/>
           </w:rPr>
-          <w:t>Contexto Ganadero</w:t>
+          <w:t xml:space="preserve">Contexto </w:t>
+        </w:r>
+        <w:r>
+          <w:rPr>
+            <w:rStyle w:val="Hipervnculo"/>
+            <w:b/>
+            <w:bCs/>
+            <w:u w:val="none"/>
+            <w:lang w:eastAsia="es-CO"/>
+          </w:rPr>
+          <w:t>g</w:t>
+        </w:r>
+        <w:r>
+          <w:rPr>
+            <w:rStyle w:val="Hipervnculo"/>
+            <w:b/>
+            <w:bCs/>
+            <w:u w:val="none"/>
+            <w:lang w:eastAsia="es-CO"/>
+          </w:rPr>
+          <w:t>anadero</w:t>
         </w:r>
       </w:hyperlink>
     </w:p>
@@ -4191,7 +4256,6 @@
     </w:p>
     <w:p>
       <w:pPr>
-        <w:jc w:val="center"/>
         <w:rPr>
           <w:lang w:eastAsia="es-CO"/>
         </w:rPr>
@@ -4199,18 +4263,13 @@
       <w:r>
         <w:rPr>
           <w:noProof/>
+          <w:lang w:eastAsia="es-CO"/>
         </w:rPr>
         <w:drawing>
-          <wp:inline distT="0" distB="0" distL="0" distR="0" wp14:anchorId="0B5B11A6" wp14:editId="390A1879">
-            <wp:extent cx="4572000" cy="2561091"/>
-            <wp:effectExtent l="0" t="0" r="0" b="0"/>
-            <wp:docPr id="1627353447" name="Imagen 1">
-              <a:extLst xmlns:a="http://schemas.openxmlformats.org/drawingml/2006/main">
-                <a:ext uri="{C183D7F6-B498-43B3-948B-1728B52AA6E4}">
-                  <adec:decorative xmlns:adec="http://schemas.microsoft.com/office/drawing/2017/decorative" val="1"/>
-                </a:ext>
-              </a:extLst>
-            </wp:docPr>
+          <wp:inline distT="0" distB="0" distL="0" distR="0" wp14:anchorId="468F2460" wp14:editId="34694589">
+            <wp:extent cx="5486400" cy="3087063"/>
+            <wp:effectExtent l="19050" t="19050" r="19050" b="18415"/>
+            <wp:docPr id="1469298353" name="Imagen 3"/>
             <wp:cNvGraphicFramePr>
               <a:graphicFrameLocks xmlns:a="http://schemas.openxmlformats.org/drawingml/2006/main" noChangeAspect="1"/>
             </wp:cNvGraphicFramePr>
@@ -4218,17 +4277,17 @@
               <a:graphicData uri="http://schemas.openxmlformats.org/drawingml/2006/picture">
                 <pic:pic xmlns:pic="http://schemas.openxmlformats.org/drawingml/2006/picture">
                   <pic:nvPicPr>
-                    <pic:cNvPr id="1627353447" name="Imagen 1">
-                      <a:extLst>
-                        <a:ext uri="{C183D7F6-B498-43B3-948B-1728B52AA6E4}">
-                          <adec:decorative xmlns:adec="http://schemas.microsoft.com/office/drawing/2017/decorative" val="1"/>
-                        </a:ext>
-                      </a:extLst>
-                    </pic:cNvPr>
+                    <pic:cNvPr id="1469298353" name="Imagen 1469298353"/>
                     <pic:cNvPicPr/>
                   </pic:nvPicPr>
                   <pic:blipFill>
-                    <a:blip r:embed="rId16"/>
+                    <a:blip r:embed="rId16" cstate="print">
+                      <a:extLst>
+                        <a:ext uri="{28A0092B-C50C-407E-A947-70E740481C1C}">
+                          <a14:useLocalDpi xmlns:a14="http://schemas.microsoft.com/office/drawing/2010/main" val="0"/>
+                        </a:ext>
+                      </a:extLst>
+                    </a:blip>
                     <a:stretch>
                       <a:fillRect/>
                     </a:stretch>
@@ -4236,11 +4295,16 @@
                   <pic:spPr>
                     <a:xfrm>
                       <a:off x="0" y="0"/>
-                      <a:ext cx="4572000" cy="2561091"/>
+                      <a:ext cx="5486400" cy="3087063"/>
                     </a:xfrm>
                     <a:prstGeom prst="rect">
                       <a:avLst/>
                     </a:prstGeom>
+                    <a:ln>
+                      <a:solidFill>
+                        <a:schemeClr val="tx1"/>
+                      </a:solidFill>
+                    </a:ln>
                   </pic:spPr>
                 </pic:pic>
               </a:graphicData>
@@ -4349,7 +4413,20 @@
         <w:rPr>
           <w:lang w:eastAsia="es-CO"/>
         </w:rPr>
-        <w:t>A continuación, se presenta la tabla solicitada con los tipos de trazabilidad aplicables a los procesos de Buenas Prácticas Ganaderas (BPG) y el análisis de los elementos que los detallan:</w:t>
+        <w:lastRenderedPageBreak/>
+        <w:t>A continuación, se presenta</w:t>
+      </w:r>
+      <w:r>
+        <w:rPr>
+          <w:lang w:eastAsia="es-CO"/>
+        </w:rPr>
+        <w:t>n</w:t>
+      </w:r>
+      <w:r>
+        <w:rPr>
+          <w:lang w:eastAsia="es-CO"/>
+        </w:rPr>
+        <w:t xml:space="preserve"> los tipos de trazabilidad aplicables a los procesos de Buenas Prácticas Ganaderas (BPG) y el análisis de los elementos que los detallan:</w:t>
       </w:r>
     </w:p>
     <w:p>
@@ -4357,7 +4434,6 @@
         <w:pStyle w:val="Ttulo4"/>
       </w:pPr>
       <w:r>
-        <w:lastRenderedPageBreak/>
         <w:t>Trazabilidad hacia atrás</w:t>
       </w:r>
     </w:p>
@@ -4595,23 +4671,9 @@
     </w:p>
     <w:p>
       <w:pPr>
-        <w:rPr>
-          <w:lang w:val="es-419" w:eastAsia="es-CO"/>
-        </w:rPr>
-      </w:pPr>
-    </w:p>
-    <w:p>
-      <w:pPr>
-        <w:rPr>
-          <w:lang w:val="es-419" w:eastAsia="es-CO"/>
-        </w:rPr>
-      </w:pPr>
-    </w:p>
-    <w:p>
-      <w:pPr>
         <w:pStyle w:val="Ttulo1"/>
       </w:pPr>
-      <w:bookmarkStart w:id="4" w:name="_Toc201907268"/>
+      <w:bookmarkStart w:id="4" w:name="_Toc202937877"/>
       <w:r>
         <w:lastRenderedPageBreak/>
         <w:t>Gestión de personal</w:t>
@@ -4676,7 +4738,7 @@
       <w:pPr>
         <w:pStyle w:val="Ttulo2"/>
       </w:pPr>
-      <w:bookmarkStart w:id="5" w:name="_Toc201907269"/>
+      <w:bookmarkStart w:id="5" w:name="_Toc202937878"/>
       <w:r>
         <w:t>Herramientas clave para la gestión del personal</w:t>
       </w:r>
@@ -4952,10 +5014,15 @@
         <w:lastRenderedPageBreak/>
         <w:t>Comunicación y gestión de personal</w:t>
       </w:r>
-    </w:p>
-    <w:p>
-      <w:pPr>
-        <w:jc w:val="center"/>
+      <w:r>
+        <w:rPr>
+          <w:lang w:eastAsia="es-CO"/>
+        </w:rPr>
+        <w:t xml:space="preserve"> en la finca ganadera</w:t>
+      </w:r>
+    </w:p>
+    <w:p>
+      <w:pPr>
         <w:rPr>
           <w:lang w:eastAsia="es-CO"/>
         </w:rPr>
@@ -4963,18 +5030,13 @@
       <w:r>
         <w:rPr>
           <w:noProof/>
+          <w:lang w:eastAsia="es-CO"/>
         </w:rPr>
         <w:drawing>
-          <wp:inline distT="0" distB="0" distL="0" distR="0" wp14:anchorId="5E1EEA1E" wp14:editId="2BF3B04C">
-            <wp:extent cx="4572000" cy="2571177"/>
-            <wp:effectExtent l="0" t="0" r="0" b="635"/>
-            <wp:docPr id="198241357" name="Imagen 1">
-              <a:extLst xmlns:a="http://schemas.openxmlformats.org/drawingml/2006/main">
-                <a:ext uri="{C183D7F6-B498-43B3-948B-1728B52AA6E4}">
-                  <adec:decorative xmlns:adec="http://schemas.microsoft.com/office/drawing/2017/decorative" val="1"/>
-                </a:ext>
-              </a:extLst>
-            </wp:docPr>
+          <wp:inline distT="0" distB="0" distL="0" distR="0" wp14:anchorId="5A98911A" wp14:editId="1C39B341">
+            <wp:extent cx="5486400" cy="3087063"/>
+            <wp:effectExtent l="19050" t="19050" r="19050" b="18415"/>
+            <wp:docPr id="484670565" name="Imagen 4"/>
             <wp:cNvGraphicFramePr>
               <a:graphicFrameLocks xmlns:a="http://schemas.openxmlformats.org/drawingml/2006/main" noChangeAspect="1"/>
             </wp:cNvGraphicFramePr>
@@ -4982,17 +5044,17 @@
               <a:graphicData uri="http://schemas.openxmlformats.org/drawingml/2006/picture">
                 <pic:pic xmlns:pic="http://schemas.openxmlformats.org/drawingml/2006/picture">
                   <pic:nvPicPr>
-                    <pic:cNvPr id="198241357" name="Imagen 1">
-                      <a:extLst>
-                        <a:ext uri="{C183D7F6-B498-43B3-948B-1728B52AA6E4}">
-                          <adec:decorative xmlns:adec="http://schemas.microsoft.com/office/drawing/2017/decorative" val="1"/>
-                        </a:ext>
-                      </a:extLst>
-                    </pic:cNvPr>
+                    <pic:cNvPr id="484670565" name="Imagen 484670565"/>
                     <pic:cNvPicPr/>
                   </pic:nvPicPr>
                   <pic:blipFill>
-                    <a:blip r:embed="rId18"/>
+                    <a:blip r:embed="rId18" cstate="print">
+                      <a:extLst>
+                        <a:ext uri="{28A0092B-C50C-407E-A947-70E740481C1C}">
+                          <a14:useLocalDpi xmlns:a14="http://schemas.microsoft.com/office/drawing/2010/main" val="0"/>
+                        </a:ext>
+                      </a:extLst>
+                    </a:blip>
                     <a:stretch>
                       <a:fillRect/>
                     </a:stretch>
@@ -5000,11 +5062,16 @@
                   <pic:spPr>
                     <a:xfrm>
                       <a:off x="0" y="0"/>
-                      <a:ext cx="4572000" cy="2571177"/>
+                      <a:ext cx="5486400" cy="3087063"/>
                     </a:xfrm>
                     <a:prstGeom prst="rect">
                       <a:avLst/>
                     </a:prstGeom>
+                    <a:ln>
+                      <a:solidFill>
+                        <a:schemeClr val="tx1"/>
+                      </a:solidFill>
+                    </a:ln>
                   </pic:spPr>
                 </pic:pic>
               </a:graphicData>
@@ -5073,6 +5140,12 @@
               </w:rPr>
               <w:t>omunicación y gestión de personal</w:t>
             </w:r>
+            <w:r>
+              <w:rPr>
+                <w:b/>
+              </w:rPr>
+              <w:t xml:space="preserve"> en la finca ganadera</w:t>
+            </w:r>
           </w:p>
         </w:tc>
       </w:tr>
@@ -5083,7 +5156,16 @@
           </w:tcPr>
           <w:p>
             <w:r>
-              <w:t>El video destaca la importancia de estrategias de comunicación y gestión de personal en fincas ganaderas, promoviendo interacción efectiva mediante tecnología y redes sociales, mientras subraya la necesidad de actualización y diversidad para mejorar prácticas productivas.</w:t>
+              <w:t xml:space="preserve">El video </w:t>
+            </w:r>
+            <w:r>
+              <w:t>aborda</w:t>
+            </w:r>
+            <w:r>
+              <w:t xml:space="preserve"> </w:t>
+            </w:r>
+            <w:r>
+              <w:t>las estrategias de comunicación y gestión de personal en las fincas ganaderas, destacando su importancia para la articulación entre los diferentes actores involucrados en el proceso productivo. Estas estrategias son fundamentales para alcanzar objetivos de calidad, coordinar el trabajo, mejorar la efectividad de los procesos y fomentar el crecimiento multidimensional de la empresa. Se enfatiza que una comunicación eficaz no solo mejora las relaciones con proveedores y clientes, sino que también impacta directamente en la salud organizacional y en la implementación de buenas prácticas en el sector agropecuario.</w:t>
             </w:r>
           </w:p>
         </w:tc>
@@ -5093,8 +5175,9 @@
       <w:pPr>
         <w:pStyle w:val="Ttulo2"/>
       </w:pPr>
-      <w:bookmarkStart w:id="6" w:name="_Toc201907270"/>
-      <w:r>
+      <w:bookmarkStart w:id="6" w:name="_Toc202937879"/>
+      <w:r>
+        <w:lastRenderedPageBreak/>
         <w:t>Capacitación</w:t>
       </w:r>
       <w:bookmarkEnd w:id="6"/>
@@ -5114,20 +5197,6 @@
     </w:p>
     <w:p>
       <w:pPr>
-        <w:rPr>
-          <w:lang w:eastAsia="es-CO"/>
-        </w:rPr>
-      </w:pPr>
-    </w:p>
-    <w:p>
-      <w:pPr>
-        <w:rPr>
-          <w:lang w:eastAsia="es-CO"/>
-        </w:rPr>
-      </w:pPr>
-    </w:p>
-    <w:p>
-      <w:pPr>
         <w:pStyle w:val="Tabla"/>
         <w:rPr>
           <w:lang w:val="es-419" w:eastAsia="es-CO"/>
@@ -5137,7 +5206,6 @@
         <w:rPr>
           <w:lang w:val="es-419" w:eastAsia="es-CO"/>
         </w:rPr>
-        <w:lastRenderedPageBreak/>
         <w:t>Temas de capacitación obligatoria</w:t>
       </w:r>
     </w:p>
@@ -5420,7 +5488,7 @@
       <w:pPr>
         <w:pStyle w:val="Ttulo2"/>
       </w:pPr>
-      <w:bookmarkStart w:id="7" w:name="_Toc201907271"/>
+      <w:bookmarkStart w:id="7" w:name="_Toc202937880"/>
       <w:r>
         <w:t>Asignación de funciones</w:t>
       </w:r>
@@ -5500,6 +5568,7 @@
         <w:pStyle w:val="Ttulo4"/>
       </w:pPr>
       <w:r>
+        <w:lastRenderedPageBreak/>
         <w:t>Actualización de funciones</w:t>
       </w:r>
     </w:p>
@@ -5520,9 +5589,8 @@
       <w:pPr>
         <w:pStyle w:val="Ttulo2"/>
       </w:pPr>
-      <w:bookmarkStart w:id="8" w:name="_Toc201907272"/>
-      <w:r>
-        <w:lastRenderedPageBreak/>
+      <w:bookmarkStart w:id="8" w:name="_Toc202937881"/>
+      <w:r>
         <w:t>Evaluación del desempeño</w:t>
       </w:r>
       <w:bookmarkEnd w:id="8"/>
@@ -5695,23 +5763,9 @@
     </w:p>
     <w:p>
       <w:pPr>
-        <w:rPr>
-          <w:lang w:eastAsia="es-CO"/>
-        </w:rPr>
-      </w:pPr>
-    </w:p>
-    <w:p>
-      <w:pPr>
-        <w:rPr>
-          <w:lang w:eastAsia="es-CO"/>
-        </w:rPr>
-      </w:pPr>
-    </w:p>
-    <w:p>
-      <w:pPr>
         <w:pStyle w:val="Ttulo1"/>
       </w:pPr>
-      <w:bookmarkStart w:id="9" w:name="_Toc201907273"/>
+      <w:bookmarkStart w:id="9" w:name="_Toc202937882"/>
       <w:r>
         <w:lastRenderedPageBreak/>
         <w:t>Evaluación</w:t>
@@ -5810,7 +5864,13 @@
         <w:rPr>
           <w:lang w:eastAsia="es-CO"/>
         </w:rPr>
-        <w:t>Recibir recomendaciones para mejoras y avanzar en el proceso de certificación.</w:t>
+        <w:t>Puede r</w:t>
+      </w:r>
+      <w:r>
+        <w:rPr>
+          <w:lang w:eastAsia="es-CO"/>
+        </w:rPr>
+        <w:t>ecibir recomendaciones para mejoras y avanzar en el proceso de certificación.</w:t>
       </w:r>
     </w:p>
     <w:p>
@@ -6145,7 +6205,31 @@
         <w:rPr>
           <w:lang w:eastAsia="es-CO"/>
         </w:rPr>
-        <w:t xml:space="preserve">Lo invitamos a escuchar el siguiente </w:t>
+        <w:t xml:space="preserve">Lo invitamos a </w:t>
+      </w:r>
+      <w:r>
+        <w:rPr>
+          <w:lang w:eastAsia="es-CO"/>
+        </w:rPr>
+        <w:t>profundizar en el tema</w:t>
+      </w:r>
+      <w:r>
+        <w:rPr>
+          <w:lang w:eastAsia="es-CO"/>
+        </w:rPr>
+        <w:t>,</w:t>
+      </w:r>
+      <w:r>
+        <w:rPr>
+          <w:lang w:eastAsia="es-CO"/>
+        </w:rPr>
+        <w:t xml:space="preserve"> a través del </w:t>
+      </w:r>
+      <w:r>
+        <w:rPr>
+          <w:lang w:eastAsia="es-CO"/>
+        </w:rPr>
+        <w:t xml:space="preserve">siguiente </w:t>
       </w:r>
       <w:r>
         <w:rPr>
@@ -6192,13 +6276,7 @@
               <w:rPr>
                 <w:bCs/>
               </w:rPr>
-              <w:t>t</w:t>
-            </w:r>
-            <w:r>
-              <w:rPr>
-                <w:bCs/>
-              </w:rPr>
-              <w:t>ipos de evaluación según su momento de aplicación</w:t>
+              <w:t>tipos de evaluación según su momento de aplicación</w:t>
             </w:r>
           </w:p>
         </w:tc>
@@ -6290,7 +6368,7 @@
       <w:pPr>
         <w:pStyle w:val="Ttulo2"/>
       </w:pPr>
-      <w:bookmarkStart w:id="10" w:name="_Toc201907274"/>
+      <w:bookmarkStart w:id="10" w:name="_Toc202937883"/>
       <w:r>
         <w:lastRenderedPageBreak/>
         <w:t>Tipologías según el momento y el responsable</w:t>
@@ -6372,7 +6450,13 @@
               </w:rPr>
             </w:pPr>
             <w:r>
-              <w:t>Cuando se realiza</w:t>
+              <w:t>Cu</w:t>
+            </w:r>
+            <w:r>
+              <w:t>á</w:t>
+            </w:r>
+            <w:r>
+              <w:t>ndo se realiza</w:t>
             </w:r>
           </w:p>
         </w:tc>
@@ -6775,7 +6859,10 @@
               </w:rPr>
             </w:pPr>
             <w:r>
-              <w:t>Evaluación Interna</w:t>
+              <w:t xml:space="preserve">Evaluación </w:t>
+            </w:r>
+            <w:r>
+              <w:t>interna</w:t>
             </w:r>
           </w:p>
         </w:tc>
@@ -6869,7 +6956,10 @@
               </w:rPr>
             </w:pPr>
             <w:r>
-              <w:t>Evaluación Externa</w:t>
+              <w:t xml:space="preserve">Evaluación </w:t>
+            </w:r>
+            <w:r>
+              <w:t>externa</w:t>
             </w:r>
           </w:p>
         </w:tc>
@@ -6952,7 +7042,7 @@
       <w:pPr>
         <w:pStyle w:val="Ttulo2"/>
       </w:pPr>
-      <w:bookmarkStart w:id="11" w:name="_Toc201907275"/>
+      <w:bookmarkStart w:id="11" w:name="_Toc202937884"/>
       <w:r>
         <w:t>Técnicas e instrumentos</w:t>
       </w:r>
@@ -7121,26 +7211,25 @@
     <w:tbl>
       <w:tblPr>
         <w:tblStyle w:val="SENA"/>
-        <w:tblW w:w="0" w:type="auto"/>
+        <w:tblW w:w="10017" w:type="dxa"/>
         <w:tblLook w:val="04A0" w:firstRow="1" w:lastRow="0" w:firstColumn="1" w:lastColumn="0" w:noHBand="0" w:noVBand="1"/>
       </w:tblPr>
       <w:tblGrid>
-        <w:gridCol w:w="1435"/>
-        <w:gridCol w:w="2645"/>
-        <w:gridCol w:w="1315"/>
-        <w:gridCol w:w="1530"/>
-        <w:gridCol w:w="3037"/>
+        <w:gridCol w:w="985"/>
+        <w:gridCol w:w="3861"/>
+        <w:gridCol w:w="1179"/>
+        <w:gridCol w:w="3992"/>
       </w:tblGrid>
       <w:tr>
         <w:trPr>
           <w:cnfStyle w:val="100000000000" w:firstRow="1" w:lastRow="0" w:firstColumn="0" w:lastColumn="0" w:oddVBand="0" w:evenVBand="0" w:oddHBand="0" w:evenHBand="0" w:firstRowFirstColumn="0" w:firstRowLastColumn="0" w:lastRowFirstColumn="0" w:lastRowLastColumn="0"/>
           <w:cantSplit/>
-          <w:trHeight w:val="467"/>
+          <w:trHeight w:val="448"/>
           <w:tblHeader/>
         </w:trPr>
         <w:tc>
           <w:tcPr>
-            <w:tcW w:w="1435" w:type="dxa"/>
+            <w:tcW w:w="985" w:type="dxa"/>
           </w:tcPr>
           <w:p>
             <w:pPr>
@@ -7157,7 +7246,7 @@
         </w:tc>
         <w:tc>
           <w:tcPr>
-            <w:tcW w:w="2645" w:type="dxa"/>
+            <w:tcW w:w="3861" w:type="dxa"/>
           </w:tcPr>
           <w:p>
             <w:pPr>
@@ -7174,7 +7263,7 @@
         </w:tc>
         <w:tc>
           <w:tcPr>
-            <w:tcW w:w="1315" w:type="dxa"/>
+            <w:tcW w:w="1179" w:type="dxa"/>
           </w:tcPr>
           <w:p>
             <w:pPr>
@@ -7191,24 +7280,7 @@
         </w:tc>
         <w:tc>
           <w:tcPr>
-            <w:tcW w:w="1530" w:type="dxa"/>
-          </w:tcPr>
-          <w:p>
-            <w:pPr>
-              <w:pStyle w:val="Tablas"/>
-              <w:jc w:val="center"/>
-              <w:rPr>
-                <w:lang w:val="es-419" w:eastAsia="es-CO"/>
-              </w:rPr>
-            </w:pPr>
-            <w:r>
-              <w:t>No cumple</w:t>
-            </w:r>
-          </w:p>
-        </w:tc>
-        <w:tc>
-          <w:tcPr>
-            <w:tcW w:w="3037" w:type="dxa"/>
+            <w:tcW w:w="3992" w:type="dxa"/>
           </w:tcPr>
           <w:p>
             <w:pPr>
@@ -7224,11 +7296,11 @@
       <w:tr>
         <w:trPr>
           <w:cnfStyle w:val="000000100000" w:firstRow="0" w:lastRow="0" w:firstColumn="0" w:lastColumn="0" w:oddVBand="0" w:evenVBand="0" w:oddHBand="1" w:evenHBand="0" w:firstRowFirstColumn="0" w:firstRowLastColumn="0" w:lastRowFirstColumn="0" w:lastRowLastColumn="0"/>
-          <w:trHeight w:val="629"/>
+          <w:trHeight w:val="269"/>
         </w:trPr>
         <w:tc>
           <w:tcPr>
-            <w:tcW w:w="1435" w:type="dxa"/>
+            <w:tcW w:w="985" w:type="dxa"/>
           </w:tcPr>
           <w:p>
             <w:pPr>
@@ -7245,7 +7317,7 @@
         </w:tc>
         <w:tc>
           <w:tcPr>
-            <w:tcW w:w="2645" w:type="dxa"/>
+            <w:tcW w:w="3861" w:type="dxa"/>
           </w:tcPr>
           <w:p>
             <w:pPr>
@@ -7264,7 +7336,7 @@
         </w:tc>
         <w:tc>
           <w:tcPr>
-            <w:tcW w:w="1315" w:type="dxa"/>
+            <w:tcW w:w="1179" w:type="dxa"/>
           </w:tcPr>
           <w:p>
             <w:pPr>
@@ -7275,13 +7347,37 @@
               </w:rPr>
             </w:pPr>
             <w:r>
-              <w:t>Si</w:t>
+              <w:t>S</w:t>
+            </w:r>
+            <w:r>
+              <w:t>í</w:t>
             </w:r>
           </w:p>
         </w:tc>
         <w:tc>
           <w:tcPr>
-            <w:tcW w:w="1530" w:type="dxa"/>
+            <w:tcW w:w="3992" w:type="dxa"/>
+          </w:tcPr>
+          <w:p>
+            <w:pPr>
+              <w:pStyle w:val="Tablas"/>
+            </w:pPr>
+            <w:r>
+              <w:t>Faltan datos de 5 animales</w:t>
+            </w:r>
+            <w:r>
+              <w:t>.</w:t>
+            </w:r>
+          </w:p>
+        </w:tc>
+      </w:tr>
+      <w:tr>
+        <w:trPr>
+          <w:trHeight w:val="278"/>
+        </w:trPr>
+        <w:tc>
+          <w:tcPr>
+            <w:tcW w:w="985" w:type="dxa"/>
           </w:tcPr>
           <w:p>
             <w:pPr>
@@ -7292,116 +7388,58 @@
               </w:rPr>
             </w:pPr>
             <w:r>
-              <w:rPr>
-                <w:lang w:val="es-419" w:eastAsia="es-CO"/>
-              </w:rPr>
-              <w:t>-</w:t>
+              <w:t>2.3</w:t>
             </w:r>
           </w:p>
         </w:tc>
         <w:tc>
           <w:tcPr>
-            <w:tcW w:w="3037" w:type="dxa"/>
+            <w:tcW w:w="3861" w:type="dxa"/>
+          </w:tcPr>
+          <w:p>
+            <w:pPr>
+              <w:pStyle w:val="Tablas"/>
+              <w:rPr>
+                <w:lang w:val="es-419" w:eastAsia="es-CO"/>
+              </w:rPr>
+            </w:pPr>
+            <w:r>
+              <w:t>Acceso permanente a agua limpia</w:t>
+            </w:r>
+            <w:r>
+              <w:t>.</w:t>
+            </w:r>
+          </w:p>
+        </w:tc>
+        <w:tc>
+          <w:tcPr>
+            <w:tcW w:w="1179" w:type="dxa"/>
+          </w:tcPr>
+          <w:p>
+            <w:pPr>
+              <w:pStyle w:val="Tablas"/>
+              <w:jc w:val="center"/>
+              <w:rPr>
+                <w:lang w:val="es-419" w:eastAsia="es-CO"/>
+              </w:rPr>
+            </w:pPr>
+            <w:r>
+              <w:rPr>
+                <w:lang w:val="es-419" w:eastAsia="es-CO"/>
+              </w:rPr>
+              <w:t>No</w:t>
+            </w:r>
+          </w:p>
+        </w:tc>
+        <w:tc>
+          <w:tcPr>
+            <w:tcW w:w="3992" w:type="dxa"/>
           </w:tcPr>
           <w:p>
             <w:pPr>
               <w:pStyle w:val="Tablas"/>
             </w:pPr>
             <w:r>
-              <w:t>Faltan datos de 5 animales</w:t>
-            </w:r>
-            <w:r>
-              <w:t>.</w:t>
-            </w:r>
-          </w:p>
-        </w:tc>
-      </w:tr>
-      <w:tr>
-        <w:trPr>
-          <w:trHeight w:val="701"/>
-        </w:trPr>
-        <w:tc>
-          <w:tcPr>
-            <w:tcW w:w="1435" w:type="dxa"/>
-          </w:tcPr>
-          <w:p>
-            <w:pPr>
-              <w:pStyle w:val="Tablas"/>
-              <w:jc w:val="center"/>
-              <w:rPr>
-                <w:lang w:val="es-419" w:eastAsia="es-CO"/>
-              </w:rPr>
-            </w:pPr>
-            <w:r>
-              <w:t>2.3</w:t>
-            </w:r>
-          </w:p>
-        </w:tc>
-        <w:tc>
-          <w:tcPr>
-            <w:tcW w:w="2645" w:type="dxa"/>
-          </w:tcPr>
-          <w:p>
-            <w:pPr>
-              <w:pStyle w:val="Tablas"/>
-              <w:rPr>
-                <w:lang w:val="es-419" w:eastAsia="es-CO"/>
-              </w:rPr>
-            </w:pPr>
-            <w:r>
-              <w:t>Acceso permanente a agua limpia</w:t>
-            </w:r>
-            <w:r>
-              <w:t>.</w:t>
-            </w:r>
-          </w:p>
-        </w:tc>
-        <w:tc>
-          <w:tcPr>
-            <w:tcW w:w="1315" w:type="dxa"/>
-          </w:tcPr>
-          <w:p>
-            <w:pPr>
-              <w:pStyle w:val="Tablas"/>
-              <w:jc w:val="center"/>
-              <w:rPr>
-                <w:lang w:val="es-419" w:eastAsia="es-CO"/>
-              </w:rPr>
-            </w:pPr>
-            <w:r>
-              <w:rPr>
-                <w:lang w:val="es-419" w:eastAsia="es-CO"/>
-              </w:rPr>
-              <w:t>-</w:t>
-            </w:r>
-          </w:p>
-        </w:tc>
-        <w:tc>
-          <w:tcPr>
-            <w:tcW w:w="1530" w:type="dxa"/>
-          </w:tcPr>
-          <w:p>
-            <w:pPr>
-              <w:pStyle w:val="Tablas"/>
-              <w:jc w:val="center"/>
-              <w:rPr>
-                <w:lang w:val="es-419" w:eastAsia="es-CO"/>
-              </w:rPr>
-            </w:pPr>
-            <w:r>
-              <w:t>No</w:t>
-            </w:r>
-          </w:p>
-        </w:tc>
-        <w:tc>
-          <w:tcPr>
-            <w:tcW w:w="3037" w:type="dxa"/>
-          </w:tcPr>
-          <w:p>
-            <w:pPr>
-              <w:pStyle w:val="Tablas"/>
-            </w:pPr>
-            <w:r>
               <w:t>Se recomienda aumentar bebederos</w:t>
             </w:r>
             <w:r>
@@ -7415,7 +7453,7 @@
       <w:pPr>
         <w:pStyle w:val="Ttulo2"/>
       </w:pPr>
-      <w:bookmarkStart w:id="12" w:name="_Toc201907276"/>
+      <w:bookmarkStart w:id="12" w:name="_Toc202937885"/>
       <w:r>
         <w:t>Evaluaciones especializadas</w:t>
       </w:r>
@@ -7457,13 +7495,7 @@
         <w:rPr>
           <w:lang w:eastAsia="es-CO"/>
         </w:rPr>
-        <w:t xml:space="preserve">. </w:t>
-      </w:r>
-      <w:r>
-        <w:rPr>
-          <w:lang w:eastAsia="es-CO"/>
-        </w:rPr>
-        <w:t>Medir resultados a corto y largo plazo del proyecto.</w:t>
+        <w:t>. Medir resultados a corto y largo plazo del proyecto.</w:t>
       </w:r>
     </w:p>
     <w:p>
@@ -7483,20 +7515,13 @@
           <w:bCs/>
           <w:lang w:eastAsia="es-CO"/>
         </w:rPr>
-        <w:lastRenderedPageBreak/>
         <w:t>Evaluación de impacto</w:t>
       </w:r>
       <w:r>
         <w:rPr>
           <w:lang w:eastAsia="es-CO"/>
         </w:rPr>
-        <w:t xml:space="preserve">. </w:t>
-      </w:r>
-      <w:r>
-        <w:rPr>
-          <w:lang w:eastAsia="es-CO"/>
-        </w:rPr>
-        <w:t>Comparar efectos entre implementar o no un programa.</w:t>
+        <w:t>. Comparar efectos entre implementar o no un programa.</w:t>
       </w:r>
     </w:p>
     <w:p>
@@ -7516,19 +7541,14 @@
           <w:bCs/>
           <w:lang w:eastAsia="es-CO"/>
         </w:rPr>
+        <w:lastRenderedPageBreak/>
         <w:t>Evaluación productiva</w:t>
       </w:r>
       <w:r>
         <w:rPr>
           <w:lang w:eastAsia="es-CO"/>
         </w:rPr>
-        <w:t xml:space="preserve">. </w:t>
-      </w:r>
-      <w:r>
-        <w:rPr>
-          <w:lang w:eastAsia="es-CO"/>
-        </w:rPr>
-        <w:t>Medir estadísticas de producción y rendimiento animal.</w:t>
+        <w:t>. Medir estadísticas de producción y rendimiento animal.</w:t>
       </w:r>
     </w:p>
     <w:p>
@@ -7554,13 +7574,7 @@
         <w:rPr>
           <w:lang w:eastAsia="es-CO"/>
         </w:rPr>
-        <w:t xml:space="preserve">. </w:t>
-      </w:r>
-      <w:r>
-        <w:rPr>
-          <w:lang w:eastAsia="es-CO"/>
-        </w:rPr>
-        <w:t>Verificar si el producto cumple los estándares definidos.</w:t>
+        <w:t>. Verificar si el producto cumple los estándares definidos.</w:t>
       </w:r>
     </w:p>
     <w:p>
@@ -7586,13 +7600,7 @@
         <w:rPr>
           <w:lang w:eastAsia="es-CO"/>
         </w:rPr>
-        <w:t xml:space="preserve">. </w:t>
-      </w:r>
-      <w:r>
-        <w:rPr>
-          <w:lang w:eastAsia="es-CO"/>
-        </w:rPr>
-        <w:t>Analizar la eficiencia en el uso de recursos económicos y administrativos.</w:t>
+        <w:t>. Analizar la eficiencia en el uso de recursos económicos y administrativos.</w:t>
       </w:r>
     </w:p>
     <w:p>
@@ -7631,7 +7639,7 @@
       <w:pPr>
         <w:pStyle w:val="Ttulo2"/>
       </w:pPr>
-      <w:bookmarkStart w:id="13" w:name="_Toc201907277"/>
+      <w:bookmarkStart w:id="13" w:name="_Toc202937886"/>
       <w:r>
         <w:t>Importancia de la evaluación integral</w:t>
       </w:r>
@@ -7753,8 +7761,14 @@
         <w:rPr>
           <w:lang w:eastAsia="es-CO"/>
         </w:rPr>
+        <w:t xml:space="preserve">Las variables de evaluación de la cadena productiva de ganado de carne son pilares fundamentales del correcto funcionamiento de la empresa ganadera; ayudan a </w:t>
+      </w:r>
+      <w:r>
+        <w:rPr>
+          <w:lang w:eastAsia="es-CO"/>
+        </w:rPr>
         <w:lastRenderedPageBreak/>
-        <w:t>Las variables de evaluación de la cadena productiva de ganado de carne son pilares fundamentales del correcto funcionamiento de la empresa ganadera; ayudan a direccionar el establecimiento al buen manejo y cumplimiento de BPG en la ganadería de carne colombiana.</w:t>
+        <w:t>direccionar el establecimiento al buen manejo y cumplimiento de BPG en la ganadería de carne colombiana.</w:t>
       </w:r>
     </w:p>
     <w:p>
@@ -8327,7 +8341,6 @@
               </w:rPr>
             </w:pPr>
             <w:r>
-              <w:lastRenderedPageBreak/>
               <w:t>Cumplimiento de vacunación</w:t>
             </w:r>
           </w:p>
@@ -8384,6 +8397,7 @@
         <w:rPr>
           <w:lang w:eastAsia="es-CO"/>
         </w:rPr>
+        <w:lastRenderedPageBreak/>
         <w:t>Indicadores ambientales</w:t>
       </w:r>
     </w:p>
@@ -8894,19 +8908,7 @@
         <w:rPr>
           <w:lang w:eastAsia="es-CO"/>
         </w:rPr>
-        <w:t xml:space="preserve"> (ej</w:t>
-      </w:r>
-      <w:r>
-        <w:rPr>
-          <w:lang w:eastAsia="es-CO"/>
-        </w:rPr>
-        <w:t>emplo</w:t>
-      </w:r>
-      <w:r>
-        <w:rPr>
-          <w:lang w:eastAsia="es-CO"/>
-        </w:rPr>
-        <w:t xml:space="preserve">. </w:t>
+        <w:t xml:space="preserve"> (ejemplo. </w:t>
       </w:r>
       <w:r>
         <w:rPr>
@@ -8965,21 +8967,21 @@
           <w:bCs/>
           <w:lang w:eastAsia="es-CO"/>
         </w:rPr>
+        <w:t>Tecnologías emergentes</w:t>
+      </w:r>
+      <w:r>
+        <w:rPr>
+          <w:lang w:eastAsia="es-CO"/>
+        </w:rPr>
+        <w:t>: sensores de peso, collares con GPS y medidores de temperatura.</w:t>
+      </w:r>
+    </w:p>
+    <w:p>
+      <w:pPr>
+        <w:pStyle w:val="Ttulo5"/>
+      </w:pPr>
+      <w:r>
         <w:lastRenderedPageBreak/>
-        <w:t>Tecnologías emergentes</w:t>
-      </w:r>
-      <w:r>
-        <w:rPr>
-          <w:lang w:eastAsia="es-CO"/>
-        </w:rPr>
-        <w:t>: sensores de peso, collares con GPS y medidores de temperatura.</w:t>
-      </w:r>
-    </w:p>
-    <w:p>
-      <w:pPr>
-        <w:pStyle w:val="Ttulo5"/>
-      </w:pPr>
-      <w:r>
         <w:t>Ejemplo práctico de análisis</w:t>
       </w:r>
     </w:p>
@@ -9435,7 +9437,13 @@
               </w:rPr>
             </w:pPr>
             <w:r>
-              <w:t>Aspectos Evaluados</w:t>
+              <w:t xml:space="preserve">Aspectos </w:t>
+            </w:r>
+            <w:r>
+              <w:t>e</w:t>
+            </w:r>
+            <w:r>
+              <w:t>valuados</w:t>
             </w:r>
           </w:p>
         </w:tc>
@@ -9838,7 +9846,7 @@
       <w:r>
         <w:t xml:space="preserve"> </w:t>
       </w:r>
-      <w:bookmarkStart w:id="14" w:name="_Toc201907278"/>
+      <w:bookmarkStart w:id="14" w:name="_Toc202937887"/>
       <w:r>
         <w:t>Hallazgos</w:t>
       </w:r>
@@ -10094,7 +10102,7 @@
       <w:pPr>
         <w:pStyle w:val="Ttulo1"/>
       </w:pPr>
-      <w:bookmarkStart w:id="15" w:name="_Toc201907279"/>
+      <w:bookmarkStart w:id="15" w:name="_Toc202937888"/>
       <w:r>
         <w:lastRenderedPageBreak/>
         <w:t>Estrategias correctivas</w:t>
@@ -10146,7 +10154,7 @@
       <w:pPr>
         <w:pStyle w:val="Ttulo2"/>
       </w:pPr>
-      <w:bookmarkStart w:id="16" w:name="_Toc201907280"/>
+      <w:bookmarkStart w:id="16" w:name="_Toc202937889"/>
       <w:r>
         <w:t>Subsanación</w:t>
       </w:r>
@@ -10286,7 +10294,7 @@
       <w:pPr>
         <w:pStyle w:val="Ttulo2"/>
       </w:pPr>
-      <w:bookmarkStart w:id="17" w:name="_Toc201907281"/>
+      <w:bookmarkStart w:id="17" w:name="_Toc202937890"/>
       <w:r>
         <w:t>Aplicación de acciones correctivas</w:t>
       </w:r>
@@ -10461,7 +10469,7 @@
           <w:lang w:val="es-CO"/>
         </w:rPr>
       </w:pPr>
-      <w:bookmarkStart w:id="18" w:name="_Toc201907282"/>
+      <w:bookmarkStart w:id="18" w:name="_Toc202937891"/>
       <w:r>
         <w:rPr>
           <w:lang w:val="es-CO"/>
@@ -10568,7 +10576,7 @@
           <w:lang w:val="es-CO"/>
         </w:rPr>
       </w:pPr>
-      <w:bookmarkStart w:id="19" w:name="_Toc201907283"/>
+      <w:bookmarkStart w:id="19" w:name="_Toc202937892"/>
       <w:r>
         <w:rPr>
           <w:lang w:val="es-CO"/>
@@ -10711,43 +10719,33 @@
               <w:rPr>
                 <w:lang w:val="es-CO"/>
               </w:rPr>
-              <w:t xml:space="preserve">TvAgro. (2019). Ventajas de Contar con la </w:t>
+              <w:t>TvAgro. (2019). Ventajas de Contar con la Certificación en Buenas Prácticas Ganaderas</w:t>
             </w:r>
             <w:r>
               <w:rPr>
                 <w:lang w:val="es-CO"/>
               </w:rPr>
-              <w:t>Certificación</w:t>
+              <w:t xml:space="preserve"> </w:t>
             </w:r>
             <w:r>
               <w:rPr>
                 <w:lang w:val="es-CO"/>
               </w:rPr>
-              <w:t xml:space="preserve"> en Buenas </w:t>
-            </w:r>
+              <w:t xml:space="preserve">- </w:t>
+            </w:r>
+            <w:proofErr w:type="spellStart"/>
             <w:r>
               <w:rPr>
                 <w:lang w:val="es-CO"/>
               </w:rPr>
-              <w:t>Prácticas</w:t>
-            </w:r>
+              <w:t>TvAgro</w:t>
+            </w:r>
+            <w:proofErr w:type="spellEnd"/>
             <w:r>
               <w:rPr>
                 <w:lang w:val="es-CO"/>
               </w:rPr>
-              <w:t xml:space="preserve"> Ganaderas- TvAgro por Juan Gonzalo </w:t>
-            </w:r>
-            <w:r>
-              <w:rPr>
-                <w:lang w:val="es-CO"/>
-              </w:rPr>
-              <w:t>Ángel</w:t>
-            </w:r>
-            <w:r>
-              <w:rPr>
-                <w:lang w:val="es-CO"/>
-              </w:rPr>
-              <w:t xml:space="preserve"> [Video]. YouTube.</w:t>
+              <w:t xml:space="preserve"> por Juan Gonzalo Ángel [Video]. YouTube.</w:t>
             </w:r>
           </w:p>
         </w:tc>
@@ -10828,31 +10826,33 @@
               <w:rPr>
                 <w:lang w:val="es-CO"/>
               </w:rPr>
-              <w:t xml:space="preserve">TvAgro (2018). La importancia de Implementar Buenas </w:t>
+              <w:t>TvAgro (2018). La importancia de Implementar Buenas Prácticas Ganaderas</w:t>
             </w:r>
             <w:r>
               <w:rPr>
                 <w:lang w:val="es-CO"/>
               </w:rPr>
-              <w:t>Prácticas</w:t>
+              <w:t xml:space="preserve"> </w:t>
             </w:r>
             <w:r>
               <w:rPr>
                 <w:lang w:val="es-CO"/>
               </w:rPr>
-              <w:t xml:space="preserve"> Ganaderas- TvAgro por Juan Gonzalo </w:t>
-            </w:r>
+              <w:t xml:space="preserve">- </w:t>
+            </w:r>
+            <w:proofErr w:type="spellStart"/>
             <w:r>
               <w:rPr>
                 <w:lang w:val="es-CO"/>
               </w:rPr>
-              <w:t>Ángel</w:t>
-            </w:r>
+              <w:t>TvAgro</w:t>
+            </w:r>
+            <w:proofErr w:type="spellEnd"/>
             <w:r>
               <w:rPr>
                 <w:lang w:val="es-CO"/>
               </w:rPr>
-              <w:t>. [Video]. YouTube.</w:t>
+              <w:t xml:space="preserve"> por Juan Gonzalo Ángel. [Video]. YouTube.</w:t>
             </w:r>
           </w:p>
         </w:tc>
@@ -10945,31 +10945,19 @@
               <w:rPr>
                 <w:lang w:val="es-CO"/>
               </w:rPr>
-              <w:t xml:space="preserve">Como Producir Carne </w:t>
+              <w:t>C</w:t>
             </w:r>
             <w:r>
               <w:rPr>
                 <w:lang w:val="es-CO"/>
               </w:rPr>
-              <w:t>eficientemente</w:t>
+              <w:t>ó</w:t>
             </w:r>
             <w:r>
               <w:rPr>
                 <w:lang w:val="es-CO"/>
               </w:rPr>
-              <w:t xml:space="preserve"> - Montería Colombia- TvAgro por Juan Gonzalo </w:t>
-            </w:r>
-            <w:r>
-              <w:rPr>
-                <w:lang w:val="es-CO"/>
-              </w:rPr>
-              <w:t>Ángel</w:t>
-            </w:r>
-            <w:r>
-              <w:rPr>
-                <w:lang w:val="es-CO"/>
-              </w:rPr>
-              <w:t xml:space="preserve"> [Video]. YouTube.</w:t>
+              <w:t>mo Producir Carne eficientemente - Montería Colombia- TvAgro por Juan Gonzalo Ángel [Video]. YouTube.</w:t>
             </w:r>
           </w:p>
         </w:tc>
@@ -11047,19 +11035,7 @@
               <w:rPr>
                 <w:lang w:val="es-CO"/>
               </w:rPr>
-              <w:t xml:space="preserve">TvAgro. (2022). Trazabilidad y seguridad en el ganado bovino - TvAgro por Juan Gonzalo </w:t>
-            </w:r>
-            <w:r>
-              <w:rPr>
-                <w:lang w:val="es-CO"/>
-              </w:rPr>
-              <w:t>Ángel</w:t>
-            </w:r>
-            <w:r>
-              <w:rPr>
-                <w:lang w:val="es-CO"/>
-              </w:rPr>
-              <w:t xml:space="preserve"> Restrepo [Video]. YouTube.</w:t>
+              <w:t>TvAgro. (2022). Trazabilidad y seguridad en el ganado bovino - TvAgro por Juan Gonzalo Ángel Restrepo [Video]. YouTube.</w:t>
             </w:r>
           </w:p>
         </w:tc>
@@ -11117,7 +11093,7 @@
           <w:lang w:val="es-CO"/>
         </w:rPr>
       </w:pPr>
-      <w:bookmarkStart w:id="20" w:name="_Toc201907284"/>
+      <w:bookmarkStart w:id="20" w:name="_Toc202937893"/>
       <w:r>
         <w:rPr>
           <w:lang w:val="es-CO"/>
@@ -11328,7 +11304,7 @@
           <w:lang w:val="es-CO"/>
         </w:rPr>
       </w:pPr>
-      <w:bookmarkStart w:id="21" w:name="_Toc201907285"/>
+      <w:bookmarkStart w:id="21" w:name="_Toc202937894"/>
       <w:r>
         <w:rPr>
           <w:lang w:val="es-CO"/>
@@ -11417,7 +11393,10 @@
     <w:p>
       <w:r>
         <w:lastRenderedPageBreak/>
-        <w:t>Universidad Nacional de Colombia. (2021). Implementación de Buenas Prácticas Ganaderas y su efecto sobre la calidad de la carne bovina.</w:t>
+        <w:t xml:space="preserve">Universidad Nacional de Colombia. (2021). </w:t>
+      </w:r>
+      <w:r>
+        <w:t>Sierra, C. (2021). Implementación de Buenas Prácticas Ganaderas y su efecto sobre algunos parámetros de calidad comercial en canales bovinas provenientes del departamento de Arauca (Colombia). Universidad Nacional de Colombia.</w:t>
       </w:r>
     </w:p>
     <w:p>
@@ -11438,7 +11417,7 @@
           <w:lang w:val="es-CO"/>
         </w:rPr>
       </w:pPr>
-      <w:bookmarkStart w:id="22" w:name="_Toc201907286"/>
+      <w:bookmarkStart w:id="22" w:name="_Toc202937895"/>
       <w:r>
         <w:rPr>
           <w:lang w:val="es-CO"/>
@@ -11922,10 +11901,7 @@
               <w:pStyle w:val="TextoTablas"/>
             </w:pPr>
             <w:r>
-              <w:t xml:space="preserve">Cielo Damaris Angulo </w:t>
-            </w:r>
-            <w:r>
-              <w:t>Rodríguez</w:t>
+              <w:t>Cielo Damaris Angulo Rodríguez</w:t>
             </w:r>
           </w:p>
         </w:tc>
@@ -12589,7 +12565,7 @@
 </file>
 
 <file path=word/endnotes.xml><?xml version="1.0" encoding="utf-8"?>
-<w:endnotes xmlns:wpc="http://schemas.microsoft.com/office/word/2010/wordprocessingCanvas" xmlns:cx="http://schemas.microsoft.com/office/drawing/2014/chartex" xmlns:cx1="http://schemas.microsoft.com/office/drawing/2015/9/8/chartex" xmlns:cx2="http://schemas.microsoft.com/office/drawing/2015/10/21/chartex" xmlns:cx3="http://schemas.microsoft.com/office/drawing/2016/5/9/chartex" xmlns:cx4="http://schemas.microsoft.com/office/drawing/2016/5/10/chartex" xmlns:cx5="http://schemas.microsoft.com/office/drawing/2016/5/11/chartex" xmlns:cx6="http://schemas.microsoft.com/office/drawing/2016/5/12/chartex" xmlns:cx7="http://schemas.microsoft.com/office/drawing/2016/5/13/chartex" xmlns:cx8="http://schemas.microsoft.com/office/drawing/2016/5/14/chartex" xmlns:mc="http://schemas.openxmlformats.org/markup-compatibility/2006" xmlns:aink="http://schemas.microsoft.com/office/drawing/2016/ink" xmlns:am3d="http://schemas.microsoft.com/office/drawing/2017/model3d" xmlns:o="urn:schemas-microsoft-com:office:office" xmlns:oel="http://schemas.microsoft.com/office/2019/extlst" xmlns:r="http://schemas.openxmlformats.org/officeDocument/2006/relationships" xmlns:m="http://schemas.openxmlformats.org/officeDocument/2006/math" xmlns:v="urn:schemas-microsoft-com:vml" xmlns:wp14="http://schemas.microsoft.com/office/word/2010/wordprocessingDrawing" xmlns:wp="http://schemas.openxmlformats.org/drawingml/2006/wordprocessingDrawing" xmlns:w10="urn:schemas-microsoft-com:office:word" xmlns:w="http://schemas.openxmlformats.org/wordprocessingml/2006/main" xmlns:w14="http://schemas.microsoft.com/office/word/2010/wordml" xmlns:w15="http://schemas.microsoft.com/office/word/2012/wordml" xmlns:w16cex="http://schemas.microsoft.com/office/word/2018/wordml/cex" xmlns:w16cid="http://schemas.microsoft.com/office/word/2016/wordml/cid" xmlns:w16="http://schemas.microsoft.com/office/word/2018/wordml" xmlns:w16du="http://schemas.microsoft.com/office/word/2023/wordml/word16du" xmlns:w16sdtdh="http://schemas.microsoft.com/office/word/2020/wordml/sdtdatahash" xmlns:w16sdtfl="http://schemas.microsoft.com/office/word/2024/wordml/sdtformatlock" xmlns:w16se="http://schemas.microsoft.com/office/word/2015/wordml/symex" xmlns:wpg="http://schemas.microsoft.com/office/word/2010/wordprocessingGroup" xmlns:wpi="http://schemas.microsoft.com/office/word/2010/wordprocessingInk" xmlns:wne="http://schemas.microsoft.com/office/word/2006/wordml" xmlns:wps="http://schemas.microsoft.com/office/word/2010/wordprocessingShape" mc:Ignorable="w14 w15 w16se w16cid w16 w16cex w16sdtdh w16sdtfl w16du wp14">
+<w:endnotes xmlns:wpc="http://schemas.microsoft.com/office/word/2010/wordprocessingCanvas" xmlns:cx="http://schemas.microsoft.com/office/drawing/2014/chartex" xmlns:cx1="http://schemas.microsoft.com/office/drawing/2015/9/8/chartex" xmlns:cx2="http://schemas.microsoft.com/office/drawing/2015/10/21/chartex" xmlns:cx3="http://schemas.microsoft.com/office/drawing/2016/5/9/chartex" xmlns:cx4="http://schemas.microsoft.com/office/drawing/2016/5/10/chartex" xmlns:cx5="http://schemas.microsoft.com/office/drawing/2016/5/11/chartex" xmlns:cx6="http://schemas.microsoft.com/office/drawing/2016/5/12/chartex" xmlns:cx7="http://schemas.microsoft.com/office/drawing/2016/5/13/chartex" xmlns:cx8="http://schemas.microsoft.com/office/drawing/2016/5/14/chartex" xmlns:mc="http://schemas.openxmlformats.org/markup-compatibility/2006" xmlns:aink="http://schemas.microsoft.com/office/drawing/2016/ink" xmlns:am3d="http://schemas.microsoft.com/office/drawing/2017/model3d" xmlns:o="urn:schemas-microsoft-com:office:office" xmlns:oel="http://schemas.microsoft.com/office/2019/extlst" xmlns:r="http://schemas.openxmlformats.org/officeDocument/2006/relationships" xmlns:m="http://schemas.openxmlformats.org/officeDocument/2006/math" xmlns:v="urn:schemas-microsoft-com:vml" xmlns:wp14="http://schemas.microsoft.com/office/word/2010/wordprocessingDrawing" xmlns:wp="http://schemas.openxmlformats.org/drawingml/2006/wordprocessingDrawing" xmlns:w10="urn:schemas-microsoft-com:office:word" xmlns:w="http://schemas.openxmlformats.org/wordprocessingml/2006/main" xmlns:w14="http://schemas.microsoft.com/office/word/2010/wordml" xmlns:w15="http://schemas.microsoft.com/office/word/2012/wordml" xmlns:w16cex="http://schemas.microsoft.com/office/word/2018/wordml/cex" xmlns:w16cid="http://schemas.microsoft.com/office/word/2016/wordml/cid" xmlns:w16="http://schemas.microsoft.com/office/word/2018/wordml" xmlns:w16du="http://schemas.microsoft.com/office/word/2023/wordml/word16du" xmlns:w16sdtdh="http://schemas.microsoft.com/office/word/2020/wordml/sdtdatahash" xmlns:w16se="http://schemas.microsoft.com/office/word/2015/wordml/symex" xmlns:wpg="http://schemas.microsoft.com/office/word/2010/wordprocessingGroup" xmlns:wpi="http://schemas.microsoft.com/office/word/2010/wordprocessingInk" xmlns:wne="http://schemas.microsoft.com/office/word/2006/wordml" xmlns:wps="http://schemas.microsoft.com/office/word/2010/wordprocessingShape" mc:Ignorable="w14 w15 w16se w16cid w16 w16cex w16sdtdh w16du wp14">
   <w:endnote w:type="separator" w:id="-1">
     <w:p>
       <w:pPr>
@@ -12614,7 +12590,7 @@
 </file>
 
 <file path=word/footer1.xml><?xml version="1.0" encoding="utf-8"?>
-<w:ftr xmlns:wpc="http://schemas.microsoft.com/office/word/2010/wordprocessingCanvas" xmlns:cx="http://schemas.microsoft.com/office/drawing/2014/chartex" xmlns:cx1="http://schemas.microsoft.com/office/drawing/2015/9/8/chartex" xmlns:cx2="http://schemas.microsoft.com/office/drawing/2015/10/21/chartex" xmlns:cx3="http://schemas.microsoft.com/office/drawing/2016/5/9/chartex" xmlns:cx4="http://schemas.microsoft.com/office/drawing/2016/5/10/chartex" xmlns:cx5="http://schemas.microsoft.com/office/drawing/2016/5/11/chartex" xmlns:cx6="http://schemas.microsoft.com/office/drawing/2016/5/12/chartex" xmlns:cx7="http://schemas.microsoft.com/office/drawing/2016/5/13/chartex" xmlns:cx8="http://schemas.microsoft.com/office/drawing/2016/5/14/chartex" xmlns:mc="http://schemas.openxmlformats.org/markup-compatibility/2006" xmlns:aink="http://schemas.microsoft.com/office/drawing/2016/ink" xmlns:am3d="http://schemas.microsoft.com/office/drawing/2017/model3d" xmlns:o="urn:schemas-microsoft-com:office:office" xmlns:oel="http://schemas.microsoft.com/office/2019/extlst" xmlns:r="http://schemas.openxmlformats.org/officeDocument/2006/relationships" xmlns:m="http://schemas.openxmlformats.org/officeDocument/2006/math" xmlns:v="urn:schemas-microsoft-com:vml" xmlns:wp14="http://schemas.microsoft.com/office/word/2010/wordprocessingDrawing" xmlns:wp="http://schemas.openxmlformats.org/drawingml/2006/wordprocessingDrawing" xmlns:w10="urn:schemas-microsoft-com:office:word" xmlns:w="http://schemas.openxmlformats.org/wordprocessingml/2006/main" xmlns:w14="http://schemas.microsoft.com/office/word/2010/wordml" xmlns:w15="http://schemas.microsoft.com/office/word/2012/wordml" xmlns:w16cex="http://schemas.microsoft.com/office/word/2018/wordml/cex" xmlns:w16cid="http://schemas.microsoft.com/office/word/2016/wordml/cid" xmlns:w16="http://schemas.microsoft.com/office/word/2018/wordml" xmlns:w16du="http://schemas.microsoft.com/office/word/2023/wordml/word16du" xmlns:w16sdtdh="http://schemas.microsoft.com/office/word/2020/wordml/sdtdatahash" xmlns:w16sdtfl="http://schemas.microsoft.com/office/word/2024/wordml/sdtformatlock" xmlns:w16se="http://schemas.microsoft.com/office/word/2015/wordml/symex" xmlns:wpg="http://schemas.microsoft.com/office/word/2010/wordprocessingGroup" xmlns:wpi="http://schemas.microsoft.com/office/word/2010/wordprocessingInk" xmlns:wne="http://schemas.microsoft.com/office/word/2006/wordml" xmlns:wps="http://schemas.microsoft.com/office/word/2010/wordprocessingShape" mc:Ignorable="w14 w15 w16se w16cid w16 w16cex w16sdtdh w16sdtfl w16du wp14">
+<w:ftr xmlns:wpc="http://schemas.microsoft.com/office/word/2010/wordprocessingCanvas" xmlns:cx="http://schemas.microsoft.com/office/drawing/2014/chartex" xmlns:cx1="http://schemas.microsoft.com/office/drawing/2015/9/8/chartex" xmlns:cx2="http://schemas.microsoft.com/office/drawing/2015/10/21/chartex" xmlns:cx3="http://schemas.microsoft.com/office/drawing/2016/5/9/chartex" xmlns:cx4="http://schemas.microsoft.com/office/drawing/2016/5/10/chartex" xmlns:cx5="http://schemas.microsoft.com/office/drawing/2016/5/11/chartex" xmlns:cx6="http://schemas.microsoft.com/office/drawing/2016/5/12/chartex" xmlns:cx7="http://schemas.microsoft.com/office/drawing/2016/5/13/chartex" xmlns:cx8="http://schemas.microsoft.com/office/drawing/2016/5/14/chartex" xmlns:mc="http://schemas.openxmlformats.org/markup-compatibility/2006" xmlns:aink="http://schemas.microsoft.com/office/drawing/2016/ink" xmlns:am3d="http://schemas.microsoft.com/office/drawing/2017/model3d" xmlns:o="urn:schemas-microsoft-com:office:office" xmlns:oel="http://schemas.microsoft.com/office/2019/extlst" xmlns:r="http://schemas.openxmlformats.org/officeDocument/2006/relationships" xmlns:m="http://schemas.openxmlformats.org/officeDocument/2006/math" xmlns:v="urn:schemas-microsoft-com:vml" xmlns:wp14="http://schemas.microsoft.com/office/word/2010/wordprocessingDrawing" xmlns:wp="http://schemas.openxmlformats.org/drawingml/2006/wordprocessingDrawing" xmlns:w10="urn:schemas-microsoft-com:office:word" xmlns:w="http://schemas.openxmlformats.org/wordprocessingml/2006/main" xmlns:w14="http://schemas.microsoft.com/office/word/2010/wordml" xmlns:w15="http://schemas.microsoft.com/office/word/2012/wordml" xmlns:w16cex="http://schemas.microsoft.com/office/word/2018/wordml/cex" xmlns:w16cid="http://schemas.microsoft.com/office/word/2016/wordml/cid" xmlns:w16="http://schemas.microsoft.com/office/word/2018/wordml" xmlns:w16du="http://schemas.microsoft.com/office/word/2023/wordml/word16du" xmlns:w16sdtdh="http://schemas.microsoft.com/office/word/2020/wordml/sdtdatahash" xmlns:w16se="http://schemas.microsoft.com/office/word/2015/wordml/symex" xmlns:wpg="http://schemas.microsoft.com/office/word/2010/wordprocessingGroup" xmlns:wpi="http://schemas.microsoft.com/office/word/2010/wordprocessingInk" xmlns:wne="http://schemas.microsoft.com/office/word/2006/wordml" xmlns:wps="http://schemas.microsoft.com/office/word/2010/wordprocessingShape" mc:Ignorable="w14 w15 w16se w16cid w16 w16cex w16sdtdh w16du wp14">
   <w:sdt>
     <w:sdtPr>
       <w:id w:val="-1465197936"/>
@@ -12659,7 +12635,7 @@
 </file>
 
 <file path=word/footnotes.xml><?xml version="1.0" encoding="utf-8"?>
-<w:footnotes xmlns:wpc="http://schemas.microsoft.com/office/word/2010/wordprocessingCanvas" xmlns:cx="http://schemas.microsoft.com/office/drawing/2014/chartex" xmlns:cx1="http://schemas.microsoft.com/office/drawing/2015/9/8/chartex" xmlns:cx2="http://schemas.microsoft.com/office/drawing/2015/10/21/chartex" xmlns:cx3="http://schemas.microsoft.com/office/drawing/2016/5/9/chartex" xmlns:cx4="http://schemas.microsoft.com/office/drawing/2016/5/10/chartex" xmlns:cx5="http://schemas.microsoft.com/office/drawing/2016/5/11/chartex" xmlns:cx6="http://schemas.microsoft.com/office/drawing/2016/5/12/chartex" xmlns:cx7="http://schemas.microsoft.com/office/drawing/2016/5/13/chartex" xmlns:cx8="http://schemas.microsoft.com/office/drawing/2016/5/14/chartex" xmlns:mc="http://schemas.openxmlformats.org/markup-compatibility/2006" xmlns:aink="http://schemas.microsoft.com/office/drawing/2016/ink" xmlns:am3d="http://schemas.microsoft.com/office/drawing/2017/model3d" xmlns:o="urn:schemas-microsoft-com:office:office" xmlns:oel="http://schemas.microsoft.com/office/2019/extlst" xmlns:r="http://schemas.openxmlformats.org/officeDocument/2006/relationships" xmlns:m="http://schemas.openxmlformats.org/officeDocument/2006/math" xmlns:v="urn:schemas-microsoft-com:vml" xmlns:wp14="http://schemas.microsoft.com/office/word/2010/wordprocessingDrawing" xmlns:wp="http://schemas.openxmlformats.org/drawingml/2006/wordprocessingDrawing" xmlns:w10="urn:schemas-microsoft-com:office:word" xmlns:w="http://schemas.openxmlformats.org/wordprocessingml/2006/main" xmlns:w14="http://schemas.microsoft.com/office/word/2010/wordml" xmlns:w15="http://schemas.microsoft.com/office/word/2012/wordml" xmlns:w16cex="http://schemas.microsoft.com/office/word/2018/wordml/cex" xmlns:w16cid="http://schemas.microsoft.com/office/word/2016/wordml/cid" xmlns:w16="http://schemas.microsoft.com/office/word/2018/wordml" xmlns:w16du="http://schemas.microsoft.com/office/word/2023/wordml/word16du" xmlns:w16sdtdh="http://schemas.microsoft.com/office/word/2020/wordml/sdtdatahash" xmlns:w16sdtfl="http://schemas.microsoft.com/office/word/2024/wordml/sdtformatlock" xmlns:w16se="http://schemas.microsoft.com/office/word/2015/wordml/symex" xmlns:wpg="http://schemas.microsoft.com/office/word/2010/wordprocessingGroup" xmlns:wpi="http://schemas.microsoft.com/office/word/2010/wordprocessingInk" xmlns:wne="http://schemas.microsoft.com/office/word/2006/wordml" xmlns:wps="http://schemas.microsoft.com/office/word/2010/wordprocessingShape" mc:Ignorable="w14 w15 w16se w16cid w16 w16cex w16sdtdh w16sdtfl w16du wp14">
+<w:footnotes xmlns:wpc="http://schemas.microsoft.com/office/word/2010/wordprocessingCanvas" xmlns:cx="http://schemas.microsoft.com/office/drawing/2014/chartex" xmlns:cx1="http://schemas.microsoft.com/office/drawing/2015/9/8/chartex" xmlns:cx2="http://schemas.microsoft.com/office/drawing/2015/10/21/chartex" xmlns:cx3="http://schemas.microsoft.com/office/drawing/2016/5/9/chartex" xmlns:cx4="http://schemas.microsoft.com/office/drawing/2016/5/10/chartex" xmlns:cx5="http://schemas.microsoft.com/office/drawing/2016/5/11/chartex" xmlns:cx6="http://schemas.microsoft.com/office/drawing/2016/5/12/chartex" xmlns:cx7="http://schemas.microsoft.com/office/drawing/2016/5/13/chartex" xmlns:cx8="http://schemas.microsoft.com/office/drawing/2016/5/14/chartex" xmlns:mc="http://schemas.openxmlformats.org/markup-compatibility/2006" xmlns:aink="http://schemas.microsoft.com/office/drawing/2016/ink" xmlns:am3d="http://schemas.microsoft.com/office/drawing/2017/model3d" xmlns:o="urn:schemas-microsoft-com:office:office" xmlns:oel="http://schemas.microsoft.com/office/2019/extlst" xmlns:r="http://schemas.openxmlformats.org/officeDocument/2006/relationships" xmlns:m="http://schemas.openxmlformats.org/officeDocument/2006/math" xmlns:v="urn:schemas-microsoft-com:vml" xmlns:wp14="http://schemas.microsoft.com/office/word/2010/wordprocessingDrawing" xmlns:wp="http://schemas.openxmlformats.org/drawingml/2006/wordprocessingDrawing" xmlns:w10="urn:schemas-microsoft-com:office:word" xmlns:w="http://schemas.openxmlformats.org/wordprocessingml/2006/main" xmlns:w14="http://schemas.microsoft.com/office/word/2010/wordml" xmlns:w15="http://schemas.microsoft.com/office/word/2012/wordml" xmlns:w16cex="http://schemas.microsoft.com/office/word/2018/wordml/cex" xmlns:w16cid="http://schemas.microsoft.com/office/word/2016/wordml/cid" xmlns:w16="http://schemas.microsoft.com/office/word/2018/wordml" xmlns:w16du="http://schemas.microsoft.com/office/word/2023/wordml/word16du" xmlns:w16sdtdh="http://schemas.microsoft.com/office/word/2020/wordml/sdtdatahash" xmlns:w16se="http://schemas.microsoft.com/office/word/2015/wordml/symex" xmlns:wpg="http://schemas.microsoft.com/office/word/2010/wordprocessingGroup" xmlns:wpi="http://schemas.microsoft.com/office/word/2010/wordprocessingInk" xmlns:wne="http://schemas.microsoft.com/office/word/2006/wordml" xmlns:wps="http://schemas.microsoft.com/office/word/2010/wordprocessingShape" mc:Ignorable="w14 w15 w16se w16cid w16 w16cex w16sdtdh w16du wp14">
   <w:footnote w:type="separator" w:id="-1">
     <w:p>
       <w:pPr>
@@ -12684,7 +12660,7 @@
 </file>
 
 <file path=word/header1.xml><?xml version="1.0" encoding="utf-8"?>
-<w:hdr xmlns:wpc="http://schemas.microsoft.com/office/word/2010/wordprocessingCanvas" xmlns:cx="http://schemas.microsoft.com/office/drawing/2014/chartex" xmlns:cx1="http://schemas.microsoft.com/office/drawing/2015/9/8/chartex" xmlns:cx2="http://schemas.microsoft.com/office/drawing/2015/10/21/chartex" xmlns:cx3="http://schemas.microsoft.com/office/drawing/2016/5/9/chartex" xmlns:cx4="http://schemas.microsoft.com/office/drawing/2016/5/10/chartex" xmlns:cx5="http://schemas.microsoft.com/office/drawing/2016/5/11/chartex" xmlns:cx6="http://schemas.microsoft.com/office/drawing/2016/5/12/chartex" xmlns:cx7="http://schemas.microsoft.com/office/drawing/2016/5/13/chartex" xmlns:cx8="http://schemas.microsoft.com/office/drawing/2016/5/14/chartex" xmlns:mc="http://schemas.openxmlformats.org/markup-compatibility/2006" xmlns:aink="http://schemas.microsoft.com/office/drawing/2016/ink" xmlns:am3d="http://schemas.microsoft.com/office/drawing/2017/model3d" xmlns:o="urn:schemas-microsoft-com:office:office" xmlns:oel="http://schemas.microsoft.com/office/2019/extlst" xmlns:r="http://schemas.openxmlformats.org/officeDocument/2006/relationships" xmlns:m="http://schemas.openxmlformats.org/officeDocument/2006/math" xmlns:v="urn:schemas-microsoft-com:vml" xmlns:wp14="http://schemas.microsoft.com/office/word/2010/wordprocessingDrawing" xmlns:wp="http://schemas.openxmlformats.org/drawingml/2006/wordprocessingDrawing" xmlns:w10="urn:schemas-microsoft-com:office:word" xmlns:w="http://schemas.openxmlformats.org/wordprocessingml/2006/main" xmlns:w14="http://schemas.microsoft.com/office/word/2010/wordml" xmlns:w15="http://schemas.microsoft.com/office/word/2012/wordml" xmlns:w16cex="http://schemas.microsoft.com/office/word/2018/wordml/cex" xmlns:w16cid="http://schemas.microsoft.com/office/word/2016/wordml/cid" xmlns:w16="http://schemas.microsoft.com/office/word/2018/wordml" xmlns:w16du="http://schemas.microsoft.com/office/word/2023/wordml/word16du" xmlns:w16sdtdh="http://schemas.microsoft.com/office/word/2020/wordml/sdtdatahash" xmlns:w16sdtfl="http://schemas.microsoft.com/office/word/2024/wordml/sdtformatlock" xmlns:w16se="http://schemas.microsoft.com/office/word/2015/wordml/symex" xmlns:wpg="http://schemas.microsoft.com/office/word/2010/wordprocessingGroup" xmlns:wpi="http://schemas.microsoft.com/office/word/2010/wordprocessingInk" xmlns:wne="http://schemas.microsoft.com/office/word/2006/wordml" xmlns:wps="http://schemas.microsoft.com/office/word/2010/wordprocessingShape" mc:Ignorable="w14 w15 w16se w16cid w16 w16cex w16sdtdh w16sdtfl w16du wp14">
+<w:hdr xmlns:wpc="http://schemas.microsoft.com/office/word/2010/wordprocessingCanvas" xmlns:cx="http://schemas.microsoft.com/office/drawing/2014/chartex" xmlns:cx1="http://schemas.microsoft.com/office/drawing/2015/9/8/chartex" xmlns:cx2="http://schemas.microsoft.com/office/drawing/2015/10/21/chartex" xmlns:cx3="http://schemas.microsoft.com/office/drawing/2016/5/9/chartex" xmlns:cx4="http://schemas.microsoft.com/office/drawing/2016/5/10/chartex" xmlns:cx5="http://schemas.microsoft.com/office/drawing/2016/5/11/chartex" xmlns:cx6="http://schemas.microsoft.com/office/drawing/2016/5/12/chartex" xmlns:cx7="http://schemas.microsoft.com/office/drawing/2016/5/13/chartex" xmlns:cx8="http://schemas.microsoft.com/office/drawing/2016/5/14/chartex" xmlns:mc="http://schemas.openxmlformats.org/markup-compatibility/2006" xmlns:aink="http://schemas.microsoft.com/office/drawing/2016/ink" xmlns:am3d="http://schemas.microsoft.com/office/drawing/2017/model3d" xmlns:o="urn:schemas-microsoft-com:office:office" xmlns:oel="http://schemas.microsoft.com/office/2019/extlst" xmlns:r="http://schemas.openxmlformats.org/officeDocument/2006/relationships" xmlns:m="http://schemas.openxmlformats.org/officeDocument/2006/math" xmlns:v="urn:schemas-microsoft-com:vml" xmlns:wp14="http://schemas.microsoft.com/office/word/2010/wordprocessingDrawing" xmlns:wp="http://schemas.openxmlformats.org/drawingml/2006/wordprocessingDrawing" xmlns:w10="urn:schemas-microsoft-com:office:word" xmlns:w="http://schemas.openxmlformats.org/wordprocessingml/2006/main" xmlns:w14="http://schemas.microsoft.com/office/word/2010/wordml" xmlns:w15="http://schemas.microsoft.com/office/word/2012/wordml" xmlns:w16cex="http://schemas.microsoft.com/office/word/2018/wordml/cex" xmlns:w16cid="http://schemas.microsoft.com/office/word/2016/wordml/cid" xmlns:w16="http://schemas.microsoft.com/office/word/2018/wordml" xmlns:w16du="http://schemas.microsoft.com/office/word/2023/wordml/word16du" xmlns:w16sdtdh="http://schemas.microsoft.com/office/word/2020/wordml/sdtdatahash" xmlns:w16se="http://schemas.microsoft.com/office/word/2015/wordml/symex" xmlns:wpg="http://schemas.microsoft.com/office/word/2010/wordprocessingGroup" xmlns:wpi="http://schemas.microsoft.com/office/word/2010/wordprocessingInk" xmlns:wne="http://schemas.microsoft.com/office/word/2006/wordml" xmlns:wps="http://schemas.microsoft.com/office/word/2010/wordprocessingShape" mc:Ignorable="w14 w15 w16se w16cid w16 w16cex w16sdtdh w16du wp14">
   <w:p>
     <w:pPr>
       <w:pStyle w:val="Encabezado"/>
@@ -12695,7 +12671,7 @@
         <w:lang w:eastAsia="es-CO"/>
       </w:rPr>
       <w:drawing>
-        <wp:anchor distT="0" distB="0" distL="114300" distR="114300" simplePos="0" relativeHeight="251659264" behindDoc="0" locked="0" layoutInCell="1" allowOverlap="1" wp14:anchorId="7C04AEC5" wp14:editId="5D2CEFA0">
+        <wp:anchor distT="0" distB="0" distL="114300" distR="114300" simplePos="0" relativeHeight="251659264" behindDoc="0" locked="0" layoutInCell="1" allowOverlap="1" wp14:anchorId="7C04AEC5" wp14:editId="6EF01340">
           <wp:simplePos x="0" y="0"/>
           <wp:positionH relativeFrom="margin">
             <wp:posOffset>6201104</wp:posOffset>
@@ -12770,7 +12746,7 @@
 </file>
 
 <file path=word/numbering.xml><?xml version="1.0" encoding="utf-8"?>
-<w:numbering xmlns:wpc="http://schemas.microsoft.com/office/word/2010/wordprocessingCanvas" xmlns:cx="http://schemas.microsoft.com/office/drawing/2014/chartex" xmlns:cx1="http://schemas.microsoft.com/office/drawing/2015/9/8/chartex" xmlns:cx2="http://schemas.microsoft.com/office/drawing/2015/10/21/chartex" xmlns:cx3="http://schemas.microsoft.com/office/drawing/2016/5/9/chartex" xmlns:cx4="http://schemas.microsoft.com/office/drawing/2016/5/10/chartex" xmlns:cx5="http://schemas.microsoft.com/office/drawing/2016/5/11/chartex" xmlns:cx6="http://schemas.microsoft.com/office/drawing/2016/5/12/chartex" xmlns:cx7="http://schemas.microsoft.com/office/drawing/2016/5/13/chartex" xmlns:cx8="http://schemas.microsoft.com/office/drawing/2016/5/14/chartex" xmlns:mc="http://schemas.openxmlformats.org/markup-compatibility/2006" xmlns:aink="http://schemas.microsoft.com/office/drawing/2016/ink" xmlns:am3d="http://schemas.microsoft.com/office/drawing/2017/model3d" xmlns:o="urn:schemas-microsoft-com:office:office" xmlns:oel="http://schemas.microsoft.com/office/2019/extlst" xmlns:r="http://schemas.openxmlformats.org/officeDocument/2006/relationships" xmlns:m="http://schemas.openxmlformats.org/officeDocument/2006/math" xmlns:v="urn:schemas-microsoft-com:vml" xmlns:wp14="http://schemas.microsoft.com/office/word/2010/wordprocessingDrawing" xmlns:wp="http://schemas.openxmlformats.org/drawingml/2006/wordprocessingDrawing" xmlns:w10="urn:schemas-microsoft-com:office:word" xmlns:w="http://schemas.openxmlformats.org/wordprocessingml/2006/main" xmlns:w14="http://schemas.microsoft.com/office/word/2010/wordml" xmlns:w15="http://schemas.microsoft.com/office/word/2012/wordml" xmlns:w16cex="http://schemas.microsoft.com/office/word/2018/wordml/cex" xmlns:w16cid="http://schemas.microsoft.com/office/word/2016/wordml/cid" xmlns:w16="http://schemas.microsoft.com/office/word/2018/wordml" xmlns:w16du="http://schemas.microsoft.com/office/word/2023/wordml/word16du" xmlns:w16sdtdh="http://schemas.microsoft.com/office/word/2020/wordml/sdtdatahash" xmlns:w16sdtfl="http://schemas.microsoft.com/office/word/2024/wordml/sdtformatlock" xmlns:w16se="http://schemas.microsoft.com/office/word/2015/wordml/symex" xmlns:wpg="http://schemas.microsoft.com/office/word/2010/wordprocessingGroup" xmlns:wpi="http://schemas.microsoft.com/office/word/2010/wordprocessingInk" xmlns:wne="http://schemas.microsoft.com/office/word/2006/wordml" xmlns:wps="http://schemas.microsoft.com/office/word/2010/wordprocessingShape" mc:Ignorable="w14 w15 w16se w16cid w16 w16cex w16sdtdh w16sdtfl w16du wp14">
+<w:numbering xmlns:wpc="http://schemas.microsoft.com/office/word/2010/wordprocessingCanvas" xmlns:cx="http://schemas.microsoft.com/office/drawing/2014/chartex" xmlns:cx1="http://schemas.microsoft.com/office/drawing/2015/9/8/chartex" xmlns:cx2="http://schemas.microsoft.com/office/drawing/2015/10/21/chartex" xmlns:cx3="http://schemas.microsoft.com/office/drawing/2016/5/9/chartex" xmlns:cx4="http://schemas.microsoft.com/office/drawing/2016/5/10/chartex" xmlns:cx5="http://schemas.microsoft.com/office/drawing/2016/5/11/chartex" xmlns:cx6="http://schemas.microsoft.com/office/drawing/2016/5/12/chartex" xmlns:cx7="http://schemas.microsoft.com/office/drawing/2016/5/13/chartex" xmlns:cx8="http://schemas.microsoft.com/office/drawing/2016/5/14/chartex" xmlns:mc="http://schemas.openxmlformats.org/markup-compatibility/2006" xmlns:aink="http://schemas.microsoft.com/office/drawing/2016/ink" xmlns:am3d="http://schemas.microsoft.com/office/drawing/2017/model3d" xmlns:o="urn:schemas-microsoft-com:office:office" xmlns:oel="http://schemas.microsoft.com/office/2019/extlst" xmlns:r="http://schemas.openxmlformats.org/officeDocument/2006/relationships" xmlns:m="http://schemas.openxmlformats.org/officeDocument/2006/math" xmlns:v="urn:schemas-microsoft-com:vml" xmlns:wp14="http://schemas.microsoft.com/office/word/2010/wordprocessingDrawing" xmlns:wp="http://schemas.openxmlformats.org/drawingml/2006/wordprocessingDrawing" xmlns:w10="urn:schemas-microsoft-com:office:word" xmlns:w="http://schemas.openxmlformats.org/wordprocessingml/2006/main" xmlns:w14="http://schemas.microsoft.com/office/word/2010/wordml" xmlns:w15="http://schemas.microsoft.com/office/word/2012/wordml" xmlns:w16cex="http://schemas.microsoft.com/office/word/2018/wordml/cex" xmlns:w16cid="http://schemas.microsoft.com/office/word/2016/wordml/cid" xmlns:w16="http://schemas.microsoft.com/office/word/2018/wordml" xmlns:w16du="http://schemas.microsoft.com/office/word/2023/wordml/word16du" xmlns:w16sdtdh="http://schemas.microsoft.com/office/word/2020/wordml/sdtdatahash" xmlns:w16se="http://schemas.microsoft.com/office/word/2015/wordml/symex" xmlns:wpg="http://schemas.microsoft.com/office/word/2010/wordprocessingGroup" xmlns:wpi="http://schemas.microsoft.com/office/word/2010/wordprocessingInk" xmlns:wne="http://schemas.microsoft.com/office/word/2006/wordml" xmlns:wps="http://schemas.microsoft.com/office/word/2010/wordprocessingShape" mc:Ignorable="w14 w15 w16se w16cid w16 w16cex w16sdtdh w16du wp14">
   <w:abstractNum w:abstractNumId="0" w15:restartNumberingAfterBreak="0">
     <w:nsid w:val="FFFFFF89"/>
     <w:multiLevelType w:val="singleLevel"/>
@@ -23282,7 +23258,7 @@
   <w:abstractNum w:abstractNumId="95" w15:restartNumberingAfterBreak="0">
     <w:nsid w:val="7C161D1C"/>
     <w:multiLevelType w:val="multilevel"/>
-    <w:tmpl w:val="A0847D66"/>
+    <w:tmpl w:val="24961A94"/>
     <w:lvl w:ilvl="0">
       <w:start w:val="1"/>
       <w:numFmt w:val="decimal"/>
@@ -23292,6 +23268,10 @@
       <w:pPr>
         <w:ind w:left="360" w:hanging="360"/>
       </w:pPr>
+      <w:rPr>
+        <w:sz w:val="28"/>
+        <w:szCs w:val="28"/>
+      </w:rPr>
     </w:lvl>
     <w:lvl w:ilvl="1">
       <w:start w:val="1"/>
@@ -24288,7 +24268,7 @@
 </file>
 
 <file path=word/styles.xml><?xml version="1.0" encoding="utf-8"?>
-<w:styles xmlns:mc="http://schemas.openxmlformats.org/markup-compatibility/2006" xmlns:r="http://schemas.openxmlformats.org/officeDocument/2006/relationships" xmlns:w="http://schemas.openxmlformats.org/wordprocessingml/2006/main" xmlns:w14="http://schemas.microsoft.com/office/word/2010/wordml" xmlns:w15="http://schemas.microsoft.com/office/word/2012/wordml" xmlns:w16cex="http://schemas.microsoft.com/office/word/2018/wordml/cex" xmlns:w16cid="http://schemas.microsoft.com/office/word/2016/wordml/cid" xmlns:w16="http://schemas.microsoft.com/office/word/2018/wordml" xmlns:w16du="http://schemas.microsoft.com/office/word/2023/wordml/word16du" xmlns:w16sdtdh="http://schemas.microsoft.com/office/word/2020/wordml/sdtdatahash" xmlns:w16sdtfl="http://schemas.microsoft.com/office/word/2024/wordml/sdtformatlock" xmlns:w16se="http://schemas.microsoft.com/office/word/2015/wordml/symex" mc:Ignorable="w14 w15 w16se w16cid w16 w16cex w16sdtdh w16sdtfl w16du">
+<w:styles xmlns:mc="http://schemas.openxmlformats.org/markup-compatibility/2006" xmlns:r="http://schemas.openxmlformats.org/officeDocument/2006/relationships" xmlns:w="http://schemas.openxmlformats.org/wordprocessingml/2006/main" xmlns:w14="http://schemas.microsoft.com/office/word/2010/wordml" xmlns:w15="http://schemas.microsoft.com/office/word/2012/wordml" xmlns:w16cex="http://schemas.microsoft.com/office/word/2018/wordml/cex" xmlns:w16cid="http://schemas.microsoft.com/office/word/2016/wordml/cid" xmlns:w16="http://schemas.microsoft.com/office/word/2018/wordml" xmlns:w16du="http://schemas.microsoft.com/office/word/2023/wordml/word16du" xmlns:w16sdtdh="http://schemas.microsoft.com/office/word/2020/wordml/sdtdatahash" xmlns:w16se="http://schemas.microsoft.com/office/word/2015/wordml/symex" mc:Ignorable="w14 w15 w16se w16cid w16 w16cex w16sdtdh w16du">
   <w:docDefaults>
     <w:rPrDefault>
       <w:rPr>
@@ -24850,6 +24830,7 @@
   <w:style w:type="character" w:default="1" w:styleId="Fuentedeprrafopredeter">
     <w:name w:val="Default Paragraph Font"/>
     <w:uiPriority w:val="1"/>
+    <w:semiHidden/>
     <w:unhideWhenUsed/>
   </w:style>
   <w:style w:type="table" w:default="1" w:styleId="Tablanormal">
